--- a/Documentation/1.Ideation Phase/Metro_Ticket_Empathy_Map.docx
+++ b/Documentation/1.Ideation Phase/Metro_Ticket_Empathy_Map.docx
@@ -1,6 +1,6 @@
 
 <file path=word/document.xml><?xml version="1.0" encoding="utf-8"?>
-<w:document xmlns:ve="http://schemas.openxmlformats.org/markup-compatibility/2006" xmlns:o="urn:schemas-microsoft-com:office:office" xmlns:r="http://schemas.openxmlformats.org/officeDocument/2006/relationships" xmlns:m="http://schemas.openxmlformats.org/officeDocument/2006/math" xmlns:v="urn:schemas-microsoft-com:vml" xmlns:wp="http://schemas.openxmlformats.org/drawingml/2006/wordprocessingDrawing" xmlns:w10="urn:schemas-microsoft-com:office:word" xmlns:w="http://schemas.openxmlformats.org/wordprocessingml/2006/main" xmlns:wne="http://schemas.microsoft.com/office/word/2006/wordml">
+<w:document xmlns:wpc="http://schemas.microsoft.com/office/word/2010/wordprocessingCanvas" xmlns:cx="http://schemas.microsoft.com/office/drawing/2014/chartex" xmlns:cx1="http://schemas.microsoft.com/office/drawing/2015/9/8/chartex" xmlns:cx2="http://schemas.microsoft.com/office/drawing/2015/10/21/chartex" xmlns:cx3="http://schemas.microsoft.com/office/drawing/2016/5/9/chartex" xmlns:cx4="http://schemas.microsoft.com/office/drawing/2016/5/10/chartex" xmlns:cx5="http://schemas.microsoft.com/office/drawing/2016/5/11/chartex" xmlns:cx6="http://schemas.microsoft.com/office/drawing/2016/5/12/chartex" xmlns:cx7="http://schemas.microsoft.com/office/drawing/2016/5/13/chartex" xmlns:cx8="http://schemas.microsoft.com/office/drawing/2016/5/14/chartex" xmlns:mc="http://schemas.openxmlformats.org/markup-compatibility/2006" xmlns:o="urn:schemas-microsoft-com:office:office" xmlns:r="http://schemas.openxmlformats.org/officeDocument/2006/relationships" xmlns:m="http://schemas.openxmlformats.org/officeDocument/2006/math" xmlns:v="urn:schemas-microsoft-com:vml" xmlns:wp14="http://schemas.microsoft.com/office/word/2010/wordprocessingDrawing" xmlns:wp="http://schemas.openxmlformats.org/drawingml/2006/wordprocessingDrawing" xmlns:w="http://schemas.openxmlformats.org/wordprocessingml/2006/main" xmlns:w14="http://schemas.microsoft.com/office/word/2010/wordml" xmlns:w10="urn:schemas-microsoft-com:office:word" xmlns:w15="http://schemas.microsoft.com/office/word/2012/wordml" xmlns:wpg="http://schemas.microsoft.com/office/word/2010/wordprocessingGroup" xmlns:wpi="http://schemas.microsoft.com/office/word/2010/wordprocessingInk" xmlns:wne="http://schemas.microsoft.com/office/word/2006/wordml" xmlns:wps="http://schemas.microsoft.com/office/word/2010/wordprocessingShape" xmlns:wpsCustomData="http://www.wps.cn/officeDocument/2013/wpsCustomData" mc:Ignorable="w14 w15 wp14">
   <w:body>
     <w:p>
       <w:pPr>
@@ -34,8 +34,6 @@
           <w:szCs w:val="28"/>
         </w:rPr>
       </w:pPr>
-      <w:bookmarkStart w:id="0" w:name="_GoBack"/>
-      <w:bookmarkEnd w:id="0"/>
       <w:r>
         <w:rPr>
           <w:rFonts w:ascii="Times New Roman" w:hAnsi="Times New Roman" w:cs="Times New Roman"/>
@@ -60,30 +58,56 @@
     </w:p>
     <w:tbl>
       <w:tblPr>
-        <w:tblStyle w:val="a"/>
+        <w:tblStyle w:val="17"/>
         <w:tblW w:w="9016" w:type="dxa"/>
+        <w:tblInd w:w="0" w:type="dxa"/>
         <w:tblBorders>
-          <w:top w:val="single" w:sz="4" w:space="0" w:color="000000"/>
-          <w:left w:val="single" w:sz="4" w:space="0" w:color="000000"/>
-          <w:bottom w:val="single" w:sz="4" w:space="0" w:color="000000"/>
-          <w:right w:val="single" w:sz="4" w:space="0" w:color="000000"/>
-          <w:insideH w:val="single" w:sz="4" w:space="0" w:color="000000"/>
-          <w:insideV w:val="single" w:sz="4" w:space="0" w:color="000000"/>
+          <w:top w:val="single" w:color="000000" w:sz="4" w:space="0"/>
+          <w:left w:val="single" w:color="000000" w:sz="4" w:space="0"/>
+          <w:bottom w:val="single" w:color="000000" w:sz="4" w:space="0"/>
+          <w:right w:val="single" w:color="000000" w:sz="4" w:space="0"/>
+          <w:insideH w:val="single" w:color="000000" w:sz="4" w:space="0"/>
+          <w:insideV w:val="single" w:color="000000" w:sz="4" w:space="0"/>
         </w:tblBorders>
         <w:tblLayout w:type="fixed"/>
-        <w:tblLook w:val="0400"/>
+        <w:tblCellMar>
+          <w:top w:w="0" w:type="dxa"/>
+          <w:left w:w="108" w:type="dxa"/>
+          <w:bottom w:w="0" w:type="dxa"/>
+          <w:right w:w="108" w:type="dxa"/>
+        </w:tblCellMar>
       </w:tblPr>
       <w:tblGrid>
         <w:gridCol w:w="4508"/>
         <w:gridCol w:w="4508"/>
       </w:tblGrid>
       <w:tr>
+        <w:tblPrEx>
+          <w:tblBorders>
+            <w:top w:val="single" w:color="000000" w:sz="4" w:space="0"/>
+            <w:left w:val="single" w:color="000000" w:sz="4" w:space="0"/>
+            <w:bottom w:val="single" w:color="000000" w:sz="4" w:space="0"/>
+            <w:right w:val="single" w:color="000000" w:sz="4" w:space="0"/>
+            <w:insideH w:val="single" w:color="000000" w:sz="4" w:space="0"/>
+            <w:insideV w:val="single" w:color="000000" w:sz="4" w:space="0"/>
+          </w:tblBorders>
+          <w:tblCellMar>
+            <w:top w:w="0" w:type="dxa"/>
+            <w:left w:w="108" w:type="dxa"/>
+            <w:bottom w:w="0" w:type="dxa"/>
+            <w:right w:w="108" w:type="dxa"/>
+          </w:tblCellMar>
+        </w:tblPrEx>
+        <w:trPr>
+          <w:trHeight w:val="443" w:hRule="atLeast"/>
+        </w:trPr>
         <w:tc>
           <w:tcPr>
             <w:tcW w:w="4508" w:type="dxa"/>
           </w:tcPr>
           <w:p>
             <w:pPr>
+              <w:spacing w:after="0" w:line="240" w:lineRule="auto"/>
               <w:rPr>
                 <w:rFonts w:ascii="Times New Roman" w:hAnsi="Times New Roman" w:cs="Times New Roman"/>
               </w:rPr>
@@ -102,10 +126,20 @@
           </w:tcPr>
           <w:p>
             <w:pPr>
+              <w:spacing w:after="0" w:line="240" w:lineRule="auto"/>
               <w:rPr>
                 <w:rFonts w:ascii="Times New Roman" w:hAnsi="Times New Roman" w:cs="Times New Roman"/>
               </w:rPr>
             </w:pPr>
+            <w:r>
+              <w:rPr>
+                <w:rFonts w:hint="default" w:ascii="Times New Roman" w:hAnsi="Times New Roman" w:cs="Times New Roman"/>
+                <w:lang w:val="en-IN"/>
+              </w:rPr>
+              <w:t>1</w:t>
+            </w:r>
+            <w:bookmarkStart w:id="0" w:name="_GoBack"/>
+            <w:bookmarkEnd w:id="0"/>
             <w:r>
               <w:rPr>
                 <w:rFonts w:ascii="Times New Roman" w:hAnsi="Times New Roman" w:cs="Times New Roman"/>
@@ -116,12 +150,32 @@
         </w:tc>
       </w:tr>
       <w:tr>
+        <w:tblPrEx>
+          <w:tblBorders>
+            <w:top w:val="single" w:color="000000" w:sz="4" w:space="0"/>
+            <w:left w:val="single" w:color="000000" w:sz="4" w:space="0"/>
+            <w:bottom w:val="single" w:color="000000" w:sz="4" w:space="0"/>
+            <w:right w:val="single" w:color="000000" w:sz="4" w:space="0"/>
+            <w:insideH w:val="single" w:color="000000" w:sz="4" w:space="0"/>
+            <w:insideV w:val="single" w:color="000000" w:sz="4" w:space="0"/>
+          </w:tblBorders>
+          <w:tblCellMar>
+            <w:top w:w="0" w:type="dxa"/>
+            <w:left w:w="108" w:type="dxa"/>
+            <w:bottom w:w="0" w:type="dxa"/>
+            <w:right w:w="108" w:type="dxa"/>
+          </w:tblCellMar>
+        </w:tblPrEx>
+        <w:trPr>
+          <w:trHeight w:val="374" w:hRule="atLeast"/>
+        </w:trPr>
         <w:tc>
           <w:tcPr>
             <w:tcW w:w="4508" w:type="dxa"/>
           </w:tcPr>
           <w:p>
             <w:pPr>
+              <w:spacing w:after="0" w:line="240" w:lineRule="auto"/>
               <w:rPr>
                 <w:rFonts w:ascii="Times New Roman" w:hAnsi="Times New Roman" w:cs="Times New Roman"/>
               </w:rPr>
@@ -130,7 +184,7 @@
               <w:rPr>
                 <w:rFonts w:ascii="Times New Roman" w:hAnsi="Times New Roman" w:cs="Times New Roman"/>
               </w:rPr>
-              <w:t>Team ID</w:t>
+              <w:t>Maximum Marks</w:t>
             </w:r>
           </w:p>
         </w:tc>
@@ -140,6 +194,7 @@
           </w:tcPr>
           <w:p>
             <w:pPr>
+              <w:spacing w:after="0" w:line="240" w:lineRule="auto"/>
               <w:rPr>
                 <w:rFonts w:ascii="Times New Roman" w:hAnsi="Times New Roman" w:cs="Times New Roman"/>
               </w:rPr>
@@ -148,18 +203,38 @@
               <w:rPr>
                 <w:rFonts w:ascii="Times New Roman" w:hAnsi="Times New Roman" w:cs="Times New Roman"/>
               </w:rPr>
-              <w:t>SWUID2026190367</w:t>
+              <w:t>4 Marks</w:t>
             </w:r>
           </w:p>
         </w:tc>
       </w:tr>
       <w:tr>
+        <w:tblPrEx>
+          <w:tblBorders>
+            <w:top w:val="single" w:color="000000" w:sz="4" w:space="0"/>
+            <w:left w:val="single" w:color="000000" w:sz="4" w:space="0"/>
+            <w:bottom w:val="single" w:color="000000" w:sz="4" w:space="0"/>
+            <w:right w:val="single" w:color="000000" w:sz="4" w:space="0"/>
+            <w:insideH w:val="single" w:color="000000" w:sz="4" w:space="0"/>
+            <w:insideV w:val="single" w:color="000000" w:sz="4" w:space="0"/>
+          </w:tblBorders>
+          <w:tblCellMar>
+            <w:top w:w="0" w:type="dxa"/>
+            <w:left w:w="108" w:type="dxa"/>
+            <w:bottom w:w="0" w:type="dxa"/>
+            <w:right w:w="108" w:type="dxa"/>
+          </w:tblCellMar>
+        </w:tblPrEx>
+        <w:trPr>
+          <w:trHeight w:val="436" w:hRule="atLeast"/>
+        </w:trPr>
         <w:tc>
           <w:tcPr>
             <w:tcW w:w="4508" w:type="dxa"/>
           </w:tcPr>
           <w:p>
             <w:pPr>
+              <w:spacing w:after="0" w:line="240" w:lineRule="auto"/>
               <w:rPr>
                 <w:rFonts w:ascii="Times New Roman" w:hAnsi="Times New Roman" w:cs="Times New Roman"/>
               </w:rPr>
@@ -178,6 +253,7 @@
           </w:tcPr>
           <w:p>
             <w:pPr>
+              <w:spacing w:after="0" w:line="240" w:lineRule="auto"/>
               <w:rPr>
                 <w:rFonts w:ascii="Times New Roman" w:hAnsi="Times New Roman" w:cs="Times New Roman"/>
               </w:rPr>
@@ -191,44 +267,6 @@
           </w:p>
         </w:tc>
       </w:tr>
-      <w:tr>
-        <w:tc>
-          <w:tcPr>
-            <w:tcW w:w="4508" w:type="dxa"/>
-          </w:tcPr>
-          <w:p>
-            <w:pPr>
-              <w:rPr>
-                <w:rFonts w:ascii="Times New Roman" w:hAnsi="Times New Roman" w:cs="Times New Roman"/>
-              </w:rPr>
-            </w:pPr>
-            <w:r>
-              <w:rPr>
-                <w:rFonts w:ascii="Times New Roman" w:hAnsi="Times New Roman" w:cs="Times New Roman"/>
-              </w:rPr>
-              <w:t>Maximum Marks</w:t>
-            </w:r>
-          </w:p>
-        </w:tc>
-        <w:tc>
-          <w:tcPr>
-            <w:tcW w:w="4508" w:type="dxa"/>
-          </w:tcPr>
-          <w:p>
-            <w:pPr>
-              <w:rPr>
-                <w:rFonts w:ascii="Times New Roman" w:hAnsi="Times New Roman" w:cs="Times New Roman"/>
-              </w:rPr>
-            </w:pPr>
-            <w:r>
-              <w:rPr>
-                <w:rFonts w:ascii="Times New Roman" w:hAnsi="Times New Roman" w:cs="Times New Roman"/>
-              </w:rPr>
-              <w:t>4 Marks</w:t>
-            </w:r>
-          </w:p>
-        </w:tc>
-      </w:tr>
     </w:tbl>
     <w:p>
       <w:pPr>
@@ -262,11 +300,11 @@
     <w:p>
       <w:pPr>
         <w:pBdr>
-          <w:top w:val="nil"/>
-          <w:left w:val="nil"/>
-          <w:bottom w:val="nil"/>
-          <w:right w:val="nil"/>
-          <w:between w:val="nil"/>
+          <w:top w:val="none" w:color="auto" w:sz="0" w:space="0"/>
+          <w:left w:val="none" w:color="auto" w:sz="0" w:space="0"/>
+          <w:bottom w:val="none" w:color="auto" w:sz="0" w:space="0"/>
+          <w:right w:val="none" w:color="auto" w:sz="0" w:space="0"/>
+          <w:between w:val="none" w:color="auto" w:sz="0" w:space="0"/>
         </w:pBdr>
         <w:spacing w:after="0" w:line="240" w:lineRule="auto"/>
         <w:jc w:val="both"/>
@@ -290,11 +328,11 @@
     <w:p>
       <w:pPr>
         <w:pBdr>
-          <w:top w:val="nil"/>
-          <w:left w:val="nil"/>
-          <w:bottom w:val="nil"/>
-          <w:right w:val="nil"/>
-          <w:between w:val="nil"/>
+          <w:top w:val="none" w:color="auto" w:sz="0" w:space="0"/>
+          <w:left w:val="none" w:color="auto" w:sz="0" w:space="0"/>
+          <w:bottom w:val="none" w:color="auto" w:sz="0" w:space="0"/>
+          <w:right w:val="none" w:color="auto" w:sz="0" w:space="0"/>
+          <w:between w:val="none" w:color="auto" w:sz="0" w:space="0"/>
         </w:pBdr>
         <w:spacing w:after="0" w:line="240" w:lineRule="auto"/>
         <w:jc w:val="both"/>
@@ -309,11 +347,11 @@
     <w:p>
       <w:pPr>
         <w:pBdr>
-          <w:top w:val="nil"/>
-          <w:left w:val="nil"/>
-          <w:bottom w:val="nil"/>
-          <w:right w:val="nil"/>
-          <w:between w:val="nil"/>
+          <w:top w:val="none" w:color="auto" w:sz="0" w:space="0"/>
+          <w:left w:val="none" w:color="auto" w:sz="0" w:space="0"/>
+          <w:bottom w:val="none" w:color="auto" w:sz="0" w:space="0"/>
+          <w:right w:val="none" w:color="auto" w:sz="0" w:space="0"/>
+          <w:between w:val="none" w:color="auto" w:sz="0" w:space="0"/>
         </w:pBdr>
         <w:spacing w:after="0" w:line="240" w:lineRule="auto"/>
         <w:jc w:val="both"/>
@@ -390,7 +428,6 @@
       <w:r>
         <w:rPr>
           <w:rFonts w:ascii="Times New Roman" w:hAnsi="Times New Roman" w:cs="Times New Roman"/>
-          <w:noProof/>
           <w:lang w:val="en-US" w:eastAsia="en-US"/>
         </w:rPr>
         <w:drawing>
@@ -403,11 +440,11 @@
               <a:graphicData uri="http://schemas.openxmlformats.org/drawingml/2006/picture">
                 <pic:pic xmlns:pic="http://schemas.openxmlformats.org/drawingml/2006/picture">
                   <pic:nvPicPr>
-                    <pic:cNvPr id="0" name="image2.jpg" descr="Diagram&#10;&#10;Description automatically generated"/>
+                    <pic:cNvPr id="5" name="image2.jpg" descr="Diagram&#10;&#10;Description automatically generated"/>
                     <pic:cNvPicPr preferRelativeResize="0"/>
                   </pic:nvPicPr>
                   <pic:blipFill>
-                    <a:blip r:embed="rId5"/>
+                    <a:blip r:embed="rId6"/>
                     <a:srcRect/>
                     <a:stretch>
                       <a:fillRect/>
@@ -421,7 +458,6 @@
                     <a:prstGeom prst="rect">
                       <a:avLst/>
                     </a:prstGeom>
-                    <a:ln/>
                   </pic:spPr>
                 </pic:pic>
               </a:graphicData>
@@ -453,16 +489,31 @@
         </w:rPr>
         <w:t xml:space="preserve">Reference: </w:t>
       </w:r>
-      <w:hyperlink r:id="rId6">
-        <w:r>
-          <w:rPr>
-            <w:rFonts w:ascii="Times New Roman" w:hAnsi="Times New Roman" w:cs="Times New Roman"/>
-            <w:color w:val="0563C1"/>
-            <w:u w:val="single"/>
-          </w:rPr>
-          <w:t>https://www.mural.co/templates/empathy-map-canvas</w:t>
-        </w:r>
-      </w:hyperlink>
+      <w:r>
+        <w:fldChar w:fldCharType="begin"/>
+      </w:r>
+      <w:r>
+        <w:instrText xml:space="preserve"> HYPERLINK "https://www.mural.co/templates/empathy-map-canvas" \h </w:instrText>
+      </w:r>
+      <w:r>
+        <w:fldChar w:fldCharType="separate"/>
+      </w:r>
+      <w:r>
+        <w:rPr>
+          <w:rFonts w:ascii="Times New Roman" w:hAnsi="Times New Roman" w:cs="Times New Roman"/>
+          <w:color w:val="0563C1"/>
+          <w:u w:val="single"/>
+        </w:rPr>
+        <w:t>https://www.mural.co/templates/empathy-map-canvas</w:t>
+      </w:r>
+      <w:r>
+        <w:rPr>
+          <w:rFonts w:ascii="Times New Roman" w:hAnsi="Times New Roman" w:cs="Times New Roman"/>
+          <w:color w:val="0563C1"/>
+          <w:u w:val="single"/>
+        </w:rPr>
+        <w:fldChar w:fldCharType="end"/>
+      </w:r>
     </w:p>
     <w:p>
       <w:pPr>
@@ -521,13 +572,11 @@
       <w:r>
         <w:rPr>
           <w:rFonts w:ascii="Times New Roman" w:hAnsi="Times New Roman" w:cs="Times New Roman"/>
-          <w:noProof/>
           <w:lang w:val="en-US" w:eastAsia="en-US"/>
         </w:rPr>
-        <w:lastRenderedPageBreak/>
         <w:drawing>
           <wp:inline distT="0" distB="0" distL="0" distR="0">
-            <wp:extent cx="5100449" cy="4371490"/>
+            <wp:extent cx="5100320" cy="4371340"/>
             <wp:effectExtent l="0" t="0" r="0" b="0"/>
             <wp:docPr id="6" name="image1.jpg" descr="Diagram&#10;&#10;Description automatically generated"/>
             <wp:cNvGraphicFramePr/>
@@ -535,7 +584,7 @@
               <a:graphicData uri="http://schemas.openxmlformats.org/drawingml/2006/picture">
                 <pic:pic xmlns:pic="http://schemas.openxmlformats.org/drawingml/2006/picture">
                   <pic:nvPicPr>
-                    <pic:cNvPr id="0" name="image1.jpg" descr="Diagram&#10;&#10;Description automatically generated"/>
+                    <pic:cNvPr id="6" name="image1.jpg" descr="Diagram&#10;&#10;Description automatically generated"/>
                     <pic:cNvPicPr preferRelativeResize="0"/>
                   </pic:nvPicPr>
                   <pic:blipFill>
@@ -553,7 +602,6 @@
                     <a:prstGeom prst="rect">
                       <a:avLst/>
                     </a:prstGeom>
-                    <a:ln/>
                   </pic:spPr>
                 </pic:pic>
               </a:graphicData>
@@ -588,7 +636,6 @@
           <w:b/>
           <w:sz w:val="32"/>
         </w:rPr>
-        <w:lastRenderedPageBreak/>
         <w:t>Empathy Map – Metro Ticket Generating System</w:t>
       </w:r>
     </w:p>
@@ -608,7 +655,12 @@
         <w:rPr>
           <w:rFonts w:ascii="Times New Roman" w:hAnsi="Times New Roman" w:cs="Times New Roman"/>
         </w:rPr>
-        <w:br/>
+        <w:br w:type="textWrapping"/>
+      </w:r>
+      <w:r>
+        <w:rPr>
+          <w:rFonts w:ascii="Times New Roman" w:hAnsi="Times New Roman" w:cs="Times New Roman"/>
+        </w:rPr>
         <w:t>This empathy map captures the passenger's behaviours, attitudes, goals, and challenges while booking and using metro tickets.</w:t>
       </w:r>
     </w:p>
@@ -1044,7 +1096,6 @@
           <w:b/>
           <w:sz w:val="24"/>
         </w:rPr>
-        <w:lastRenderedPageBreak/>
         <w:t>GAIN</w:t>
       </w:r>
     </w:p>
@@ -1163,178 +1214,342 @@
       <w:pgSz w:w="11906" w:h="16838"/>
       <w:pgMar w:top="851" w:right="1440" w:bottom="1440" w:left="1440" w:header="708" w:footer="708" w:gutter="0"/>
       <w:pgNumType w:start="1"/>
-      <w:cols w:space="720"/>
+      <w:cols w:space="720" w:num="1"/>
     </w:sectPr>
   </w:body>
 </w:document>
 </file>
 
+<file path=word/endnotes.xml><?xml version="1.0" encoding="utf-8"?>
+<w:endnotes xmlns:wpc="http://schemas.microsoft.com/office/word/2010/wordprocessingCanvas" xmlns:mc="http://schemas.openxmlformats.org/markup-compatibility/2006" xmlns:o="urn:schemas-microsoft-com:office:office" xmlns:r="http://schemas.openxmlformats.org/officeDocument/2006/relationships" xmlns:m="http://schemas.openxmlformats.org/officeDocument/2006/math" xmlns:v="urn:schemas-microsoft-com:vml" xmlns:wp14="http://schemas.microsoft.com/office/word/2010/wordprocessingDrawing" xmlns:wp="http://schemas.openxmlformats.org/drawingml/2006/wordprocessingDrawing" xmlns:w="http://schemas.openxmlformats.org/wordprocessingml/2006/main" xmlns:w14="http://schemas.microsoft.com/office/word/2010/wordml" xmlns:w15="http://schemas.microsoft.com/office/word/2012/wordml" xmlns:w10="urn:schemas-microsoft-com:office:word" xmlns:wpg="http://schemas.microsoft.com/office/word/2010/wordprocessingGroup" xmlns:wpi="http://schemas.microsoft.com/office/word/2010/wordprocessingInk" xmlns:wne="http://schemas.microsoft.com/office/word/2006/wordml" xmlns:wps="http://schemas.microsoft.com/office/word/2010/wordprocessingShape" xmlns:wpsCustomData="http://www.wps.cn/officeDocument/2013/wpsCustomData" mc:Ignorable="w14 w15 wp14">
+  <w:endnote w:type="separator" w:id="0">
+    <w:p>
+      <w:pPr>
+        <w:spacing w:line="240" w:lineRule="auto"/>
+      </w:pPr>
+      <w:r>
+        <w:separator/>
+      </w:r>
+    </w:p>
+  </w:endnote>
+  <w:endnote w:type="continuationSeparator" w:id="1">
+    <w:p>
+      <w:pPr>
+        <w:spacing w:line="240" w:lineRule="auto"/>
+      </w:pPr>
+      <w:r>
+        <w:continuationSeparator/>
+      </w:r>
+    </w:p>
+  </w:endnote>
+</w:endnotes>
+</file>
+
+<file path=word/footnotes.xml><?xml version="1.0" encoding="utf-8"?>
+<w:footnotes xmlns:wpc="http://schemas.microsoft.com/office/word/2010/wordprocessingCanvas" xmlns:mc="http://schemas.openxmlformats.org/markup-compatibility/2006" xmlns:o="urn:schemas-microsoft-com:office:office" xmlns:r="http://schemas.openxmlformats.org/officeDocument/2006/relationships" xmlns:m="http://schemas.openxmlformats.org/officeDocument/2006/math" xmlns:v="urn:schemas-microsoft-com:vml" xmlns:wp14="http://schemas.microsoft.com/office/word/2010/wordprocessingDrawing" xmlns:wp="http://schemas.openxmlformats.org/drawingml/2006/wordprocessingDrawing" xmlns:w="http://schemas.openxmlformats.org/wordprocessingml/2006/main" xmlns:w14="http://schemas.microsoft.com/office/word/2010/wordml" xmlns:w15="http://schemas.microsoft.com/office/word/2012/wordml" xmlns:w10="urn:schemas-microsoft-com:office:word" xmlns:wpg="http://schemas.microsoft.com/office/word/2010/wordprocessingGroup" xmlns:wpi="http://schemas.microsoft.com/office/word/2010/wordprocessingInk" xmlns:wne="http://schemas.microsoft.com/office/word/2006/wordml" xmlns:wps="http://schemas.microsoft.com/office/word/2010/wordprocessingShape" xmlns:wpsCustomData="http://www.wps.cn/officeDocument/2013/wpsCustomData" mc:Ignorable="w14 w15 wp14">
+  <w:footnote w:type="separator" w:id="0">
+    <w:p>
+      <w:pPr>
+        <w:spacing w:before="0" w:after="0" w:line="259" w:lineRule="auto"/>
+      </w:pPr>
+      <w:r>
+        <w:separator/>
+      </w:r>
+    </w:p>
+  </w:footnote>
+  <w:footnote w:type="continuationSeparator" w:id="1">
+    <w:p>
+      <w:pPr>
+        <w:spacing w:before="0" w:after="0" w:line="259" w:lineRule="auto"/>
+      </w:pPr>
+      <w:r>
+        <w:continuationSeparator/>
+      </w:r>
+    </w:p>
+  </w:footnote>
+</w:footnotes>
+</file>
+
 <file path=word/styles.xml><?xml version="1.0" encoding="utf-8"?>
-<w:styles xmlns:r="http://schemas.openxmlformats.org/officeDocument/2006/relationships" xmlns:w="http://schemas.openxmlformats.org/wordprocessingml/2006/main">
+<w:styles xmlns:mc="http://schemas.openxmlformats.org/markup-compatibility/2006" xmlns:o="urn:schemas-microsoft-com:office:office" xmlns:r="http://schemas.openxmlformats.org/officeDocument/2006/relationships" xmlns:m="http://schemas.openxmlformats.org/officeDocument/2006/math" xmlns:v="urn:schemas-microsoft-com:vml" xmlns:w="http://schemas.openxmlformats.org/wordprocessingml/2006/main" xmlns:w14="http://schemas.microsoft.com/office/word/2010/wordml" xmlns:w10="urn:schemas-microsoft-com:office:word" xmlns:sl="http://schemas.openxmlformats.org/schemaLibrary/2006/main" xmlns:wpsCustomData="http://www.wps.cn/officeDocument/2013/wpsCustomData" mc:Ignorable="w14">
   <w:docDefaults>
     <w:rPrDefault>
       <w:rPr>
-        <w:rFonts w:ascii="Calibri" w:eastAsia="Calibri" w:hAnsi="Calibri" w:cs="Calibri"/>
-        <w:sz w:val="22"/>
-        <w:szCs w:val="22"/>
-        <w:lang w:val="en-IN" w:eastAsia="en-IN" w:bidi="ar-SA"/>
+        <w:rFonts w:ascii="Calibri" w:hAnsi="Calibri" w:eastAsia="Calibri" w:cs="Calibri"/>
       </w:rPr>
     </w:rPrDefault>
-    <w:pPrDefault>
-      <w:pPr>
-        <w:spacing w:after="160" w:line="259" w:lineRule="auto"/>
-      </w:pPr>
-    </w:pPrDefault>
+    <w:pPrDefault/>
   </w:docDefaults>
-  <w:latentStyles w:defLockedState="0" w:defUIPriority="99" w:defSemiHidden="1" w:defUnhideWhenUsed="1" w:defQFormat="0" w:count="267">
-    <w:lsdException w:name="Normal" w:semiHidden="0" w:uiPriority="0" w:unhideWhenUsed="0" w:qFormat="1"/>
-    <w:lsdException w:name="heading 1" w:semiHidden="0" w:uiPriority="9" w:unhideWhenUsed="0" w:qFormat="1"/>
-    <w:lsdException w:name="heading 2" w:uiPriority="9" w:qFormat="1"/>
-    <w:lsdException w:name="heading 3" w:uiPriority="9" w:qFormat="1"/>
-    <w:lsdException w:name="heading 4" w:uiPriority="9" w:qFormat="1"/>
-    <w:lsdException w:name="heading 5" w:uiPriority="9" w:qFormat="1"/>
-    <w:lsdException w:name="heading 6" w:uiPriority="9" w:qFormat="1"/>
-    <w:lsdException w:name="heading 7" w:uiPriority="9" w:qFormat="1"/>
-    <w:lsdException w:name="heading 8" w:uiPriority="9" w:qFormat="1"/>
-    <w:lsdException w:name="heading 9" w:uiPriority="9" w:qFormat="1"/>
-    <w:lsdException w:name="toc 1" w:uiPriority="39"/>
-    <w:lsdException w:name="toc 2" w:uiPriority="39"/>
-    <w:lsdException w:name="toc 3" w:uiPriority="39"/>
-    <w:lsdException w:name="toc 4" w:uiPriority="39"/>
-    <w:lsdException w:name="toc 5" w:uiPriority="39"/>
-    <w:lsdException w:name="toc 6" w:uiPriority="39"/>
-    <w:lsdException w:name="toc 7" w:uiPriority="39"/>
-    <w:lsdException w:name="toc 8" w:uiPriority="39"/>
-    <w:lsdException w:name="toc 9" w:uiPriority="39"/>
-    <w:lsdException w:name="caption" w:uiPriority="35" w:qFormat="1"/>
-    <w:lsdException w:name="Title" w:semiHidden="0" w:uiPriority="10" w:unhideWhenUsed="0" w:qFormat="1"/>
-    <w:lsdException w:name="Default Paragraph Font" w:uiPriority="1"/>
-    <w:lsdException w:name="Subtitle" w:semiHidden="0" w:uiPriority="11" w:unhideWhenUsed="0" w:qFormat="1"/>
-    <w:lsdException w:name="Strong" w:semiHidden="0" w:uiPriority="22" w:unhideWhenUsed="0" w:qFormat="1"/>
-    <w:lsdException w:name="Emphasis" w:semiHidden="0" w:uiPriority="20" w:unhideWhenUsed="0" w:qFormat="1"/>
-    <w:lsdException w:name="Table Grid" w:semiHidden="0" w:uiPriority="59" w:unhideWhenUsed="0"/>
-    <w:lsdException w:name="Placeholder Text" w:unhideWhenUsed="0"/>
-    <w:lsdException w:name="No Spacing" w:semiHidden="0" w:uiPriority="1" w:unhideWhenUsed="0" w:qFormat="1"/>
-    <w:lsdException w:name="Light Shading" w:semiHidden="0" w:uiPriority="60" w:unhideWhenUsed="0"/>
-    <w:lsdException w:name="Light List" w:semiHidden="0" w:uiPriority="61" w:unhideWhenUsed="0"/>
-    <w:lsdException w:name="Light Grid" w:semiHidden="0" w:uiPriority="62" w:unhideWhenUsed="0"/>
-    <w:lsdException w:name="Medium Shading 1" w:semiHidden="0" w:uiPriority="63" w:unhideWhenUsed="0"/>
-    <w:lsdException w:name="Medium Shading 2" w:semiHidden="0" w:uiPriority="64" w:unhideWhenUsed="0"/>
-    <w:lsdException w:name="Medium List 1" w:semiHidden="0" w:uiPriority="65" w:unhideWhenUsed="0"/>
-    <w:lsdException w:name="Medium List 2" w:semiHidden="0" w:uiPriority="66" w:unhideWhenUsed="0"/>
-    <w:lsdException w:name="Medium Grid 1" w:semiHidden="0" w:uiPriority="67" w:unhideWhenUsed="0"/>
-    <w:lsdException w:name="Medium Grid 2" w:semiHidden="0" w:uiPriority="68" w:unhideWhenUsed="0"/>
-    <w:lsdException w:name="Medium Grid 3" w:semiHidden="0" w:uiPriority="69" w:unhideWhenUsed="0"/>
-    <w:lsdException w:name="Dark List" w:semiHidden="0" w:uiPriority="70" w:unhideWhenUsed="0"/>
-    <w:lsdException w:name="Colorful Shading" w:semiHidden="0" w:uiPriority="71" w:unhideWhenUsed="0"/>
-    <w:lsdException w:name="Colorful List" w:semiHidden="0" w:uiPriority="72" w:unhideWhenUsed="0"/>
-    <w:lsdException w:name="Colorful Grid" w:semiHidden="0" w:uiPriority="73" w:unhideWhenUsed="0"/>
-    <w:lsdException w:name="Light Shading Accent 1" w:semiHidden="0" w:uiPriority="60" w:unhideWhenUsed="0"/>
-    <w:lsdException w:name="Light List Accent 1" w:semiHidden="0" w:uiPriority="61" w:unhideWhenUsed="0"/>
-    <w:lsdException w:name="Light Grid Accent 1" w:semiHidden="0" w:uiPriority="62" w:unhideWhenUsed="0"/>
-    <w:lsdException w:name="Medium Shading 1 Accent 1" w:semiHidden="0" w:uiPriority="63" w:unhideWhenUsed="0"/>
-    <w:lsdException w:name="Medium Shading 2 Accent 1" w:semiHidden="0" w:uiPriority="64" w:unhideWhenUsed="0"/>
-    <w:lsdException w:name="Medium List 1 Accent 1" w:semiHidden="0" w:uiPriority="65" w:unhideWhenUsed="0"/>
-    <w:lsdException w:name="Revision" w:unhideWhenUsed="0"/>
-    <w:lsdException w:name="List Paragraph" w:semiHidden="0" w:uiPriority="34" w:unhideWhenUsed="0" w:qFormat="1"/>
-    <w:lsdException w:name="Quote" w:semiHidden="0" w:uiPriority="29" w:unhideWhenUsed="0" w:qFormat="1"/>
-    <w:lsdException w:name="Intense Quote" w:semiHidden="0" w:uiPriority="30" w:unhideWhenUsed="0" w:qFormat="1"/>
-    <w:lsdException w:name="Medium List 2 Accent 1" w:semiHidden="0" w:uiPriority="66" w:unhideWhenUsed="0"/>
-    <w:lsdException w:name="Medium Grid 1 Accent 1" w:semiHidden="0" w:uiPriority="67" w:unhideWhenUsed="0"/>
-    <w:lsdException w:name="Medium Grid 2 Accent 1" w:semiHidden="0" w:uiPriority="68" w:unhideWhenUsed="0"/>
-    <w:lsdException w:name="Medium Grid 3 Accent 1" w:semiHidden="0" w:uiPriority="69" w:unhideWhenUsed="0"/>
-    <w:lsdException w:name="Dark List Accent 1" w:semiHidden="0" w:uiPriority="70" w:unhideWhenUsed="0"/>
-    <w:lsdException w:name="Colorful Shading Accent 1" w:semiHidden="0" w:uiPriority="71" w:unhideWhenUsed="0"/>
-    <w:lsdException w:name="Colorful List Accent 1" w:semiHidden="0" w:uiPriority="72" w:unhideWhenUsed="0"/>
-    <w:lsdException w:name="Colorful Grid Accent 1" w:semiHidden="0" w:uiPriority="73" w:unhideWhenUsed="0"/>
-    <w:lsdException w:name="Light Shading Accent 2" w:semiHidden="0" w:uiPriority="60" w:unhideWhenUsed="0"/>
-    <w:lsdException w:name="Light List Accent 2" w:semiHidden="0" w:uiPriority="61" w:unhideWhenUsed="0"/>
-    <w:lsdException w:name="Light Grid Accent 2" w:semiHidden="0" w:uiPriority="62" w:unhideWhenUsed="0"/>
-    <w:lsdException w:name="Medium Shading 1 Accent 2" w:semiHidden="0" w:uiPriority="63" w:unhideWhenUsed="0"/>
-    <w:lsdException w:name="Medium Shading 2 Accent 2" w:semiHidden="0" w:uiPriority="64" w:unhideWhenUsed="0"/>
-    <w:lsdException w:name="Medium List 1 Accent 2" w:semiHidden="0" w:uiPriority="65" w:unhideWhenUsed="0"/>
-    <w:lsdException w:name="Medium List 2 Accent 2" w:semiHidden="0" w:uiPriority="66" w:unhideWhenUsed="0"/>
-    <w:lsdException w:name="Medium Grid 1 Accent 2" w:semiHidden="0" w:uiPriority="67" w:unhideWhenUsed="0"/>
-    <w:lsdException w:name="Medium Grid 2 Accent 2" w:semiHidden="0" w:uiPriority="68" w:unhideWhenUsed="0"/>
-    <w:lsdException w:name="Medium Grid 3 Accent 2" w:semiHidden="0" w:uiPriority="69" w:unhideWhenUsed="0"/>
-    <w:lsdException w:name="Dark List Accent 2" w:semiHidden="0" w:uiPriority="70" w:unhideWhenUsed="0"/>
-    <w:lsdException w:name="Colorful Shading Accent 2" w:semiHidden="0" w:uiPriority="71" w:unhideWhenUsed="0"/>
-    <w:lsdException w:name="Colorful List Accent 2" w:semiHidden="0" w:uiPriority="72" w:unhideWhenUsed="0"/>
-    <w:lsdException w:name="Colorful Grid Accent 2" w:semiHidden="0" w:uiPriority="73" w:unhideWhenUsed="0"/>
-    <w:lsdException w:name="Light Shading Accent 3" w:semiHidden="0" w:uiPriority="60" w:unhideWhenUsed="0"/>
-    <w:lsdException w:name="Light List Accent 3" w:semiHidden="0" w:uiPriority="61" w:unhideWhenUsed="0"/>
-    <w:lsdException w:name="Light Grid Accent 3" w:semiHidden="0" w:uiPriority="62" w:unhideWhenUsed="0"/>
-    <w:lsdException w:name="Medium Shading 1 Accent 3" w:semiHidden="0" w:uiPriority="63" w:unhideWhenUsed="0"/>
-    <w:lsdException w:name="Medium Shading 2 Accent 3" w:semiHidden="0" w:uiPriority="64" w:unhideWhenUsed="0"/>
-    <w:lsdException w:name="Medium List 1 Accent 3" w:semiHidden="0" w:uiPriority="65" w:unhideWhenUsed="0"/>
-    <w:lsdException w:name="Medium List 2 Accent 3" w:semiHidden="0" w:uiPriority="66" w:unhideWhenUsed="0"/>
-    <w:lsdException w:name="Medium Grid 1 Accent 3" w:semiHidden="0" w:uiPriority="67" w:unhideWhenUsed="0"/>
-    <w:lsdException w:name="Medium Grid 2 Accent 3" w:semiHidden="0" w:uiPriority="68" w:unhideWhenUsed="0"/>
-    <w:lsdException w:name="Medium Grid 3 Accent 3" w:semiHidden="0" w:uiPriority="69" w:unhideWhenUsed="0"/>
-    <w:lsdException w:name="Dark List Accent 3" w:semiHidden="0" w:uiPriority="70" w:unhideWhenUsed="0"/>
-    <w:lsdException w:name="Colorful Shading Accent 3" w:semiHidden="0" w:uiPriority="71" w:unhideWhenUsed="0"/>
-    <w:lsdException w:name="Colorful List Accent 3" w:semiHidden="0" w:uiPriority="72" w:unhideWhenUsed="0"/>
-    <w:lsdException w:name="Colorful Grid Accent 3" w:semiHidden="0" w:uiPriority="73" w:unhideWhenUsed="0"/>
-    <w:lsdException w:name="Light Shading Accent 4" w:semiHidden="0" w:uiPriority="60" w:unhideWhenUsed="0"/>
-    <w:lsdException w:name="Light List Accent 4" w:semiHidden="0" w:uiPriority="61" w:unhideWhenUsed="0"/>
-    <w:lsdException w:name="Light Grid Accent 4" w:semiHidden="0" w:uiPriority="62" w:unhideWhenUsed="0"/>
-    <w:lsdException w:name="Medium Shading 1 Accent 4" w:semiHidden="0" w:uiPriority="63" w:unhideWhenUsed="0"/>
-    <w:lsdException w:name="Medium Shading 2 Accent 4" w:semiHidden="0" w:uiPriority="64" w:unhideWhenUsed="0"/>
-    <w:lsdException w:name="Medium List 1 Accent 4" w:semiHidden="0" w:uiPriority="65" w:unhideWhenUsed="0"/>
-    <w:lsdException w:name="Medium List 2 Accent 4" w:semiHidden="0" w:uiPriority="66" w:unhideWhenUsed="0"/>
-    <w:lsdException w:name="Medium Grid 1 Accent 4" w:semiHidden="0" w:uiPriority="67" w:unhideWhenUsed="0"/>
-    <w:lsdException w:name="Medium Grid 2 Accent 4" w:semiHidden="0" w:uiPriority="68" w:unhideWhenUsed="0"/>
-    <w:lsdException w:name="Medium Grid 3 Accent 4" w:semiHidden="0" w:uiPriority="69" w:unhideWhenUsed="0"/>
-    <w:lsdException w:name="Dark List Accent 4" w:semiHidden="0" w:uiPriority="70" w:unhideWhenUsed="0"/>
-    <w:lsdException w:name="Colorful Shading Accent 4" w:semiHidden="0" w:uiPriority="71" w:unhideWhenUsed="0"/>
-    <w:lsdException w:name="Colorful List Accent 4" w:semiHidden="0" w:uiPriority="72" w:unhideWhenUsed="0"/>
-    <w:lsdException w:name="Colorful Grid Accent 4" w:semiHidden="0" w:uiPriority="73" w:unhideWhenUsed="0"/>
-    <w:lsdException w:name="Light Shading Accent 5" w:semiHidden="0" w:uiPriority="60" w:unhideWhenUsed="0"/>
-    <w:lsdException w:name="Light List Accent 5" w:semiHidden="0" w:uiPriority="61" w:unhideWhenUsed="0"/>
-    <w:lsdException w:name="Light Grid Accent 5" w:semiHidden="0" w:uiPriority="62" w:unhideWhenUsed="0"/>
-    <w:lsdException w:name="Medium Shading 1 Accent 5" w:semiHidden="0" w:uiPriority="63" w:unhideWhenUsed="0"/>
-    <w:lsdException w:name="Medium Shading 2 Accent 5" w:semiHidden="0" w:uiPriority="64" w:unhideWhenUsed="0"/>
-    <w:lsdException w:name="Medium List 1 Accent 5" w:semiHidden="0" w:uiPriority="65" w:unhideWhenUsed="0"/>
-    <w:lsdException w:name="Medium List 2 Accent 5" w:semiHidden="0" w:uiPriority="66" w:unhideWhenUsed="0"/>
-    <w:lsdException w:name="Medium Grid 1 Accent 5" w:semiHidden="0" w:uiPriority="67" w:unhideWhenUsed="0"/>
-    <w:lsdException w:name="Medium Grid 2 Accent 5" w:semiHidden="0" w:uiPriority="68" w:unhideWhenUsed="0"/>
-    <w:lsdException w:name="Medium Grid 3 Accent 5" w:semiHidden="0" w:uiPriority="69" w:unhideWhenUsed="0"/>
-    <w:lsdException w:name="Dark List Accent 5" w:semiHidden="0" w:uiPriority="70" w:unhideWhenUsed="0"/>
-    <w:lsdException w:name="Colorful Shading Accent 5" w:semiHidden="0" w:uiPriority="71" w:unhideWhenUsed="0"/>
-    <w:lsdException w:name="Colorful List Accent 5" w:semiHidden="0" w:uiPriority="72" w:unhideWhenUsed="0"/>
-    <w:lsdException w:name="Colorful Grid Accent 5" w:semiHidden="0" w:uiPriority="73" w:unhideWhenUsed="0"/>
-    <w:lsdException w:name="Light Shading Accent 6" w:semiHidden="0" w:uiPriority="60" w:unhideWhenUsed="0"/>
-    <w:lsdException w:name="Light List Accent 6" w:semiHidden="0" w:uiPriority="61" w:unhideWhenUsed="0"/>
-    <w:lsdException w:name="Light Grid Accent 6" w:semiHidden="0" w:uiPriority="62" w:unhideWhenUsed="0"/>
-    <w:lsdException w:name="Medium Shading 1 Accent 6" w:semiHidden="0" w:uiPriority="63" w:unhideWhenUsed="0"/>
-    <w:lsdException w:name="Medium Shading 2 Accent 6" w:semiHidden="0" w:uiPriority="64" w:unhideWhenUsed="0"/>
-    <w:lsdException w:name="Medium List 1 Accent 6" w:semiHidden="0" w:uiPriority="65" w:unhideWhenUsed="0"/>
-    <w:lsdException w:name="Medium List 2 Accent 6" w:semiHidden="0" w:uiPriority="66" w:unhideWhenUsed="0"/>
-    <w:lsdException w:name="Medium Grid 1 Accent 6" w:semiHidden="0" w:uiPriority="67" w:unhideWhenUsed="0"/>
-    <w:lsdException w:name="Medium Grid 2 Accent 6" w:semiHidden="0" w:uiPriority="68" w:unhideWhenUsed="0"/>
-    <w:lsdException w:name="Medium Grid 3 Accent 6" w:semiHidden="0" w:uiPriority="69" w:unhideWhenUsed="0"/>
-    <w:lsdException w:name="Dark List Accent 6" w:semiHidden="0" w:uiPriority="70" w:unhideWhenUsed="0"/>
-    <w:lsdException w:name="Colorful Shading Accent 6" w:semiHidden="0" w:uiPriority="71" w:unhideWhenUsed="0"/>
-    <w:lsdException w:name="Colorful List Accent 6" w:semiHidden="0" w:uiPriority="72" w:unhideWhenUsed="0"/>
-    <w:lsdException w:name="Colorful Grid Accent 6" w:semiHidden="0" w:uiPriority="73" w:unhideWhenUsed="0"/>
-    <w:lsdException w:name="Subtle Emphasis" w:semiHidden="0" w:uiPriority="19" w:unhideWhenUsed="0" w:qFormat="1"/>
-    <w:lsdException w:name="Intense Emphasis" w:semiHidden="0" w:uiPriority="21" w:unhideWhenUsed="0" w:qFormat="1"/>
-    <w:lsdException w:name="Subtle Reference" w:semiHidden="0" w:uiPriority="31" w:unhideWhenUsed="0" w:qFormat="1"/>
-    <w:lsdException w:name="Intense Reference" w:semiHidden="0" w:uiPriority="32" w:unhideWhenUsed="0" w:qFormat="1"/>
-    <w:lsdException w:name="Book Title" w:semiHidden="0" w:uiPriority="33" w:unhideWhenUsed="0" w:qFormat="1"/>
-    <w:lsdException w:name="Bibliography" w:uiPriority="37"/>
-    <w:lsdException w:name="TOC Heading" w:uiPriority="39" w:qFormat="1"/>
+  <w:latentStyles w:count="260" w:defQFormat="0" w:defUnhideWhenUsed="1" w:defSemiHidden="1" w:defUIPriority="99" w:defLockedState="0">
+    <w:lsdException w:qFormat="1" w:unhideWhenUsed="0" w:uiPriority="0" w:semiHidden="0" w:name="Normal"/>
+    <w:lsdException w:qFormat="1" w:unhideWhenUsed="0" w:uiPriority="0" w:semiHidden="0" w:name="heading 1"/>
+    <w:lsdException w:qFormat="1" w:unhideWhenUsed="0" w:uiPriority="0" w:semiHidden="0" w:name="heading 2"/>
+    <w:lsdException w:qFormat="1" w:unhideWhenUsed="0" w:uiPriority="0" w:semiHidden="0" w:name="heading 3"/>
+    <w:lsdException w:qFormat="1" w:unhideWhenUsed="0" w:uiPriority="0" w:semiHidden="0" w:name="heading 4"/>
+    <w:lsdException w:qFormat="1" w:unhideWhenUsed="0" w:uiPriority="0" w:semiHidden="0" w:name="heading 5"/>
+    <w:lsdException w:qFormat="1" w:unhideWhenUsed="0" w:uiPriority="0" w:semiHidden="0" w:name="heading 6"/>
+    <w:lsdException w:qFormat="1" w:uiPriority="9" w:name="heading 7"/>
+    <w:lsdException w:qFormat="1" w:uiPriority="9" w:name="heading 8"/>
+    <w:lsdException w:qFormat="1" w:uiPriority="9" w:name="heading 9"/>
+    <w:lsdException w:uiPriority="99" w:name="index 1"/>
+    <w:lsdException w:uiPriority="99" w:name="index 2"/>
+    <w:lsdException w:uiPriority="99" w:name="index 3"/>
+    <w:lsdException w:uiPriority="99" w:name="index 4"/>
+    <w:lsdException w:uiPriority="99" w:name="index 5"/>
+    <w:lsdException w:uiPriority="99" w:name="index 6"/>
+    <w:lsdException w:uiPriority="99" w:name="index 7"/>
+    <w:lsdException w:uiPriority="99" w:name="index 8"/>
+    <w:lsdException w:uiPriority="99" w:name="index 9"/>
+    <w:lsdException w:uiPriority="39" w:name="toc 1"/>
+    <w:lsdException w:uiPriority="39" w:name="toc 2"/>
+    <w:lsdException w:uiPriority="39" w:name="toc 3"/>
+    <w:lsdException w:uiPriority="39" w:name="toc 4"/>
+    <w:lsdException w:uiPriority="39" w:name="toc 5"/>
+    <w:lsdException w:uiPriority="39" w:name="toc 6"/>
+    <w:lsdException w:uiPriority="39" w:name="toc 7"/>
+    <w:lsdException w:uiPriority="39" w:name="toc 8"/>
+    <w:lsdException w:uiPriority="39" w:name="toc 9"/>
+    <w:lsdException w:uiPriority="99" w:name="Normal Indent"/>
+    <w:lsdException w:uiPriority="99" w:name="footnote text"/>
+    <w:lsdException w:uiPriority="99" w:name="annotation text"/>
+    <w:lsdException w:uiPriority="99" w:name="header"/>
+    <w:lsdException w:uiPriority="99" w:name="footer"/>
+    <w:lsdException w:uiPriority="99" w:name="index heading"/>
+    <w:lsdException w:qFormat="1" w:uiPriority="35" w:name="caption"/>
+    <w:lsdException w:uiPriority="99" w:name="table of figures"/>
+    <w:lsdException w:uiPriority="99" w:name="envelope address"/>
+    <w:lsdException w:uiPriority="99" w:name="envelope return"/>
+    <w:lsdException w:uiPriority="99" w:name="footnote reference"/>
+    <w:lsdException w:uiPriority="99" w:name="annotation reference"/>
+    <w:lsdException w:uiPriority="99" w:name="line number"/>
+    <w:lsdException w:uiPriority="99" w:name="page number"/>
+    <w:lsdException w:uiPriority="99" w:name="endnote reference"/>
+    <w:lsdException w:uiPriority="99" w:name="endnote text"/>
+    <w:lsdException w:uiPriority="99" w:name="table of authorities"/>
+    <w:lsdException w:uiPriority="99" w:name="macro"/>
+    <w:lsdException w:uiPriority="99" w:name="toa heading"/>
+    <w:lsdException w:uiPriority="99" w:name="List"/>
+    <w:lsdException w:uiPriority="99" w:name="List Bullet"/>
+    <w:lsdException w:uiPriority="99" w:name="List Number"/>
+    <w:lsdException w:uiPriority="99" w:name="List 2"/>
+    <w:lsdException w:uiPriority="99" w:name="List 3"/>
+    <w:lsdException w:uiPriority="99" w:name="List 4"/>
+    <w:lsdException w:uiPriority="99" w:name="List 5"/>
+    <w:lsdException w:uiPriority="99" w:name="List Bullet 2"/>
+    <w:lsdException w:uiPriority="99" w:name="List Bullet 3"/>
+    <w:lsdException w:uiPriority="99" w:name="List Bullet 4"/>
+    <w:lsdException w:uiPriority="99" w:name="List Bullet 5"/>
+    <w:lsdException w:uiPriority="99" w:name="List Number 2"/>
+    <w:lsdException w:uiPriority="99" w:name="List Number 3"/>
+    <w:lsdException w:uiPriority="99" w:name="List Number 4"/>
+    <w:lsdException w:uiPriority="99" w:name="List Number 5"/>
+    <w:lsdException w:qFormat="1" w:unhideWhenUsed="0" w:uiPriority="0" w:semiHidden="0" w:name="Title"/>
+    <w:lsdException w:uiPriority="99" w:name="Closing"/>
+    <w:lsdException w:uiPriority="99" w:name="Signature"/>
+    <w:lsdException w:qFormat="1" w:uiPriority="1" w:name="Default Paragraph Font"/>
+    <w:lsdException w:uiPriority="99" w:name="Body Text"/>
+    <w:lsdException w:uiPriority="99" w:name="Body Text Indent"/>
+    <w:lsdException w:uiPriority="99" w:name="List Continue"/>
+    <w:lsdException w:uiPriority="99" w:name="List Continue 2"/>
+    <w:lsdException w:uiPriority="99" w:name="List Continue 3"/>
+    <w:lsdException w:uiPriority="99" w:name="List Continue 4"/>
+    <w:lsdException w:uiPriority="99" w:name="List Continue 5"/>
+    <w:lsdException w:uiPriority="99" w:name="Message Header"/>
+    <w:lsdException w:qFormat="1" w:unhideWhenUsed="0" w:uiPriority="0" w:semiHidden="0" w:name="Subtitle"/>
+    <w:lsdException w:uiPriority="99" w:name="Salutation"/>
+    <w:lsdException w:uiPriority="99" w:name="Date"/>
+    <w:lsdException w:uiPriority="99" w:name="Body Text First Indent"/>
+    <w:lsdException w:uiPriority="99" w:name="Body Text First Indent 2"/>
+    <w:lsdException w:uiPriority="99" w:name="Note Heading"/>
+    <w:lsdException w:uiPriority="99" w:name="Body Text 2"/>
+    <w:lsdException w:uiPriority="99" w:name="Body Text 3"/>
+    <w:lsdException w:uiPriority="99" w:name="Body Text Indent 2"/>
+    <w:lsdException w:uiPriority="99" w:name="Body Text Indent 3"/>
+    <w:lsdException w:uiPriority="99" w:name="Block Text"/>
+    <w:lsdException w:qFormat="1" w:uiPriority="99" w:semiHidden="0" w:name="Hyperlink"/>
+    <w:lsdException w:uiPriority="99" w:name="FollowedHyperlink"/>
+    <w:lsdException w:qFormat="1" w:unhideWhenUsed="0" w:uiPriority="22" w:semiHidden="0" w:name="Strong"/>
+    <w:lsdException w:qFormat="1" w:unhideWhenUsed="0" w:uiPriority="20" w:semiHidden="0" w:name="Emphasis"/>
+    <w:lsdException w:uiPriority="99" w:name="Document Map"/>
+    <w:lsdException w:uiPriority="99" w:name="Plain Text"/>
+    <w:lsdException w:uiPriority="99" w:name="E-mail Signature"/>
+    <w:lsdException w:uiPriority="99" w:name="Normal (Web)"/>
+    <w:lsdException w:uiPriority="99" w:name="HTML Acronym"/>
+    <w:lsdException w:uiPriority="99" w:name="HTML Address"/>
+    <w:lsdException w:uiPriority="99" w:name="HTML Cite"/>
+    <w:lsdException w:uiPriority="99" w:name="HTML Code"/>
+    <w:lsdException w:uiPriority="99" w:name="HTML Definition"/>
+    <w:lsdException w:uiPriority="99" w:name="HTML Keyboard"/>
+    <w:lsdException w:uiPriority="99" w:name="HTML Preformatted"/>
+    <w:lsdException w:uiPriority="99" w:name="HTML Sample"/>
+    <w:lsdException w:uiPriority="99" w:name="HTML Typewriter"/>
+    <w:lsdException w:uiPriority="99" w:name="HTML Variable"/>
+    <w:lsdException w:qFormat="1" w:uiPriority="99" w:name="Normal Table"/>
+    <w:lsdException w:uiPriority="99" w:name="annotation subject"/>
+    <w:lsdException w:uiPriority="99" w:name="Table Simple 1"/>
+    <w:lsdException w:uiPriority="99" w:name="Table Simple 2"/>
+    <w:lsdException w:uiPriority="99" w:name="Table Simple 3"/>
+    <w:lsdException w:uiPriority="99" w:name="Table Classic 1"/>
+    <w:lsdException w:uiPriority="99" w:name="Table Classic 2"/>
+    <w:lsdException w:uiPriority="99" w:name="Table Classic 3"/>
+    <w:lsdException w:uiPriority="99" w:name="Table Classic 4"/>
+    <w:lsdException w:uiPriority="99" w:name="Table Colorful 1"/>
+    <w:lsdException w:uiPriority="99" w:name="Table Colorful 2"/>
+    <w:lsdException w:uiPriority="99" w:name="Table Colorful 3"/>
+    <w:lsdException w:uiPriority="99" w:name="Table Columns 1"/>
+    <w:lsdException w:uiPriority="99" w:name="Table Columns 2"/>
+    <w:lsdException w:uiPriority="99" w:name="Table Columns 3"/>
+    <w:lsdException w:uiPriority="99" w:name="Table Columns 4"/>
+    <w:lsdException w:uiPriority="99" w:name="Table Columns 5"/>
+    <w:lsdException w:uiPriority="99" w:name="Table Grid 1"/>
+    <w:lsdException w:uiPriority="99" w:name="Table Grid 2"/>
+    <w:lsdException w:uiPriority="99" w:name="Table Grid 3"/>
+    <w:lsdException w:uiPriority="99" w:name="Table Grid 4"/>
+    <w:lsdException w:uiPriority="99" w:name="Table Grid 5"/>
+    <w:lsdException w:uiPriority="99" w:name="Table Grid 6"/>
+    <w:lsdException w:uiPriority="99" w:name="Table Grid 7"/>
+    <w:lsdException w:uiPriority="99" w:name="Table Grid 8"/>
+    <w:lsdException w:uiPriority="99" w:name="Table List 1"/>
+    <w:lsdException w:uiPriority="99" w:name="Table List 2"/>
+    <w:lsdException w:uiPriority="99" w:name="Table List 3"/>
+    <w:lsdException w:uiPriority="99" w:name="Table List 4"/>
+    <w:lsdException w:uiPriority="99" w:name="Table List 5"/>
+    <w:lsdException w:uiPriority="99" w:name="Table List 6"/>
+    <w:lsdException w:uiPriority="99" w:name="Table List 7"/>
+    <w:lsdException w:uiPriority="99" w:name="Table List 8"/>
+    <w:lsdException w:uiPriority="99" w:name="Table 3D effects 1"/>
+    <w:lsdException w:uiPriority="99" w:name="Table 3D effects 2"/>
+    <w:lsdException w:uiPriority="99" w:name="Table 3D effects 3"/>
+    <w:lsdException w:uiPriority="99" w:name="Table Contemporary"/>
+    <w:lsdException w:uiPriority="99" w:name="Table Elegant"/>
+    <w:lsdException w:uiPriority="99" w:name="Table Professional"/>
+    <w:lsdException w:uiPriority="99" w:name="Table Subtle 1"/>
+    <w:lsdException w:uiPriority="99" w:name="Table Subtle 2"/>
+    <w:lsdException w:uiPriority="99" w:name="Table Web 1"/>
+    <w:lsdException w:uiPriority="99" w:name="Table Web 2"/>
+    <w:lsdException w:uiPriority="99" w:name="Table Web 3"/>
+    <w:lsdException w:qFormat="1" w:uiPriority="99" w:name="Balloon Text"/>
+    <w:lsdException w:qFormat="1" w:unhideWhenUsed="0" w:uiPriority="39" w:semiHidden="0" w:name="Table Grid"/>
+    <w:lsdException w:uiPriority="99" w:name="Table Theme"/>
+    <w:lsdException w:unhideWhenUsed="0" w:uiPriority="60" w:semiHidden="0" w:name="Light Shading"/>
+    <w:lsdException w:unhideWhenUsed="0" w:uiPriority="61" w:semiHidden="0" w:name="Light List"/>
+    <w:lsdException w:unhideWhenUsed="0" w:uiPriority="62" w:semiHidden="0" w:name="Light Grid"/>
+    <w:lsdException w:unhideWhenUsed="0" w:uiPriority="63" w:semiHidden="0" w:name="Medium Shading 1"/>
+    <w:lsdException w:unhideWhenUsed="0" w:uiPriority="64" w:semiHidden="0" w:name="Medium Shading 2"/>
+    <w:lsdException w:unhideWhenUsed="0" w:uiPriority="65" w:semiHidden="0" w:name="Medium List 1"/>
+    <w:lsdException w:unhideWhenUsed="0" w:uiPriority="66" w:semiHidden="0" w:name="Medium List 2"/>
+    <w:lsdException w:unhideWhenUsed="0" w:uiPriority="67" w:semiHidden="0" w:name="Medium Grid 1"/>
+    <w:lsdException w:unhideWhenUsed="0" w:uiPriority="68" w:semiHidden="0" w:name="Medium Grid 2"/>
+    <w:lsdException w:unhideWhenUsed="0" w:uiPriority="69" w:semiHidden="0" w:name="Medium Grid 3"/>
+    <w:lsdException w:unhideWhenUsed="0" w:uiPriority="70" w:semiHidden="0" w:name="Dark List"/>
+    <w:lsdException w:unhideWhenUsed="0" w:uiPriority="71" w:semiHidden="0" w:name="Colorful Shading"/>
+    <w:lsdException w:unhideWhenUsed="0" w:uiPriority="72" w:semiHidden="0" w:name="Colorful List"/>
+    <w:lsdException w:unhideWhenUsed="0" w:uiPriority="73" w:semiHidden="0" w:name="Colorful Grid"/>
+    <w:lsdException w:unhideWhenUsed="0" w:uiPriority="60" w:semiHidden="0" w:name="Light Shading Accent 1"/>
+    <w:lsdException w:unhideWhenUsed="0" w:uiPriority="61" w:semiHidden="0" w:name="Light List Accent 1"/>
+    <w:lsdException w:unhideWhenUsed="0" w:uiPriority="62" w:semiHidden="0" w:name="Light Grid Accent 1"/>
+    <w:lsdException w:unhideWhenUsed="0" w:uiPriority="63" w:semiHidden="0" w:name="Medium Shading 1 Accent 1"/>
+    <w:lsdException w:unhideWhenUsed="0" w:uiPriority="64" w:semiHidden="0" w:name="Medium Shading 2 Accent 1"/>
+    <w:lsdException w:unhideWhenUsed="0" w:uiPriority="65" w:semiHidden="0" w:name="Medium List 1 Accent 1"/>
+    <w:lsdException w:unhideWhenUsed="0" w:uiPriority="66" w:semiHidden="0" w:name="Medium List 2 Accent 1"/>
+    <w:lsdException w:unhideWhenUsed="0" w:uiPriority="67" w:semiHidden="0" w:name="Medium Grid 1 Accent 1"/>
+    <w:lsdException w:unhideWhenUsed="0" w:uiPriority="68" w:semiHidden="0" w:name="Medium Grid 2 Accent 1"/>
+    <w:lsdException w:unhideWhenUsed="0" w:uiPriority="69" w:semiHidden="0" w:name="Medium Grid 3 Accent 1"/>
+    <w:lsdException w:unhideWhenUsed="0" w:uiPriority="70" w:semiHidden="0" w:name="Dark List Accent 1"/>
+    <w:lsdException w:unhideWhenUsed="0" w:uiPriority="71" w:semiHidden="0" w:name="Colorful Shading Accent 1"/>
+    <w:lsdException w:unhideWhenUsed="0" w:uiPriority="72" w:semiHidden="0" w:name="Colorful List Accent 1"/>
+    <w:lsdException w:unhideWhenUsed="0" w:uiPriority="73" w:semiHidden="0" w:name="Colorful Grid Accent 1"/>
+    <w:lsdException w:unhideWhenUsed="0" w:uiPriority="60" w:semiHidden="0" w:name="Light Shading Accent 2"/>
+    <w:lsdException w:unhideWhenUsed="0" w:uiPriority="61" w:semiHidden="0" w:name="Light List Accent 2"/>
+    <w:lsdException w:unhideWhenUsed="0" w:uiPriority="62" w:semiHidden="0" w:name="Light Grid Accent 2"/>
+    <w:lsdException w:unhideWhenUsed="0" w:uiPriority="63" w:semiHidden="0" w:name="Medium Shading 1 Accent 2"/>
+    <w:lsdException w:unhideWhenUsed="0" w:uiPriority="64" w:semiHidden="0" w:name="Medium Shading 2 Accent 2"/>
+    <w:lsdException w:unhideWhenUsed="0" w:uiPriority="65" w:semiHidden="0" w:name="Medium List 1 Accent 2"/>
+    <w:lsdException w:unhideWhenUsed="0" w:uiPriority="66" w:semiHidden="0" w:name="Medium List 2 Accent 2"/>
+    <w:lsdException w:unhideWhenUsed="0" w:uiPriority="67" w:semiHidden="0" w:name="Medium Grid 1 Accent 2"/>
+    <w:lsdException w:unhideWhenUsed="0" w:uiPriority="68" w:semiHidden="0" w:name="Medium Grid 2 Accent 2"/>
+    <w:lsdException w:unhideWhenUsed="0" w:uiPriority="69" w:semiHidden="0" w:name="Medium Grid 3 Accent 2"/>
+    <w:lsdException w:unhideWhenUsed="0" w:uiPriority="70" w:semiHidden="0" w:name="Dark List Accent 2"/>
+    <w:lsdException w:unhideWhenUsed="0" w:uiPriority="71" w:semiHidden="0" w:name="Colorful Shading Accent 2"/>
+    <w:lsdException w:unhideWhenUsed="0" w:uiPriority="72" w:semiHidden="0" w:name="Colorful List Accent 2"/>
+    <w:lsdException w:unhideWhenUsed="0" w:uiPriority="73" w:semiHidden="0" w:name="Colorful Grid Accent 2"/>
+    <w:lsdException w:unhideWhenUsed="0" w:uiPriority="60" w:semiHidden="0" w:name="Light Shading Accent 3"/>
+    <w:lsdException w:unhideWhenUsed="0" w:uiPriority="61" w:semiHidden="0" w:name="Light List Accent 3"/>
+    <w:lsdException w:unhideWhenUsed="0" w:uiPriority="62" w:semiHidden="0" w:name="Light Grid Accent 3"/>
+    <w:lsdException w:unhideWhenUsed="0" w:uiPriority="63" w:semiHidden="0" w:name="Medium Shading 1 Accent 3"/>
+    <w:lsdException w:unhideWhenUsed="0" w:uiPriority="64" w:semiHidden="0" w:name="Medium Shading 2 Accent 3"/>
+    <w:lsdException w:unhideWhenUsed="0" w:uiPriority="65" w:semiHidden="0" w:name="Medium List 1 Accent 3"/>
+    <w:lsdException w:unhideWhenUsed="0" w:uiPriority="66" w:semiHidden="0" w:name="Medium List 2 Accent 3"/>
+    <w:lsdException w:unhideWhenUsed="0" w:uiPriority="67" w:semiHidden="0" w:name="Medium Grid 1 Accent 3"/>
+    <w:lsdException w:unhideWhenUsed="0" w:uiPriority="68" w:semiHidden="0" w:name="Medium Grid 2 Accent 3"/>
+    <w:lsdException w:unhideWhenUsed="0" w:uiPriority="69" w:semiHidden="0" w:name="Medium Grid 3 Accent 3"/>
+    <w:lsdException w:unhideWhenUsed="0" w:uiPriority="70" w:semiHidden="0" w:name="Dark List Accent 3"/>
+    <w:lsdException w:unhideWhenUsed="0" w:uiPriority="71" w:semiHidden="0" w:name="Colorful Shading Accent 3"/>
+    <w:lsdException w:unhideWhenUsed="0" w:uiPriority="72" w:semiHidden="0" w:name="Colorful List Accent 3"/>
+    <w:lsdException w:unhideWhenUsed="0" w:uiPriority="73" w:semiHidden="0" w:name="Colorful Grid Accent 3"/>
+    <w:lsdException w:unhideWhenUsed="0" w:uiPriority="60" w:semiHidden="0" w:name="Light Shading Accent 4"/>
+    <w:lsdException w:unhideWhenUsed="0" w:uiPriority="61" w:semiHidden="0" w:name="Light List Accent 4"/>
+    <w:lsdException w:unhideWhenUsed="0" w:uiPriority="62" w:semiHidden="0" w:name="Light Grid Accent 4"/>
+    <w:lsdException w:unhideWhenUsed="0" w:uiPriority="63" w:semiHidden="0" w:name="Medium Shading 1 Accent 4"/>
+    <w:lsdException w:unhideWhenUsed="0" w:uiPriority="64" w:semiHidden="0" w:name="Medium Shading 2 Accent 4"/>
+    <w:lsdException w:unhideWhenUsed="0" w:uiPriority="65" w:semiHidden="0" w:name="Medium List 1 Accent 4"/>
+    <w:lsdException w:unhideWhenUsed="0" w:uiPriority="66" w:semiHidden="0" w:name="Medium List 2 Accent 4"/>
+    <w:lsdException w:unhideWhenUsed="0" w:uiPriority="67" w:semiHidden="0" w:name="Medium Grid 1 Accent 4"/>
+    <w:lsdException w:unhideWhenUsed="0" w:uiPriority="68" w:semiHidden="0" w:name="Medium Grid 2 Accent 4"/>
+    <w:lsdException w:unhideWhenUsed="0" w:uiPriority="69" w:semiHidden="0" w:name="Medium Grid 3 Accent 4"/>
+    <w:lsdException w:unhideWhenUsed="0" w:uiPriority="70" w:semiHidden="0" w:name="Dark List Accent 4"/>
+    <w:lsdException w:unhideWhenUsed="0" w:uiPriority="71" w:semiHidden="0" w:name="Colorful Shading Accent 4"/>
+    <w:lsdException w:unhideWhenUsed="0" w:uiPriority="72" w:semiHidden="0" w:name="Colorful List Accent 4"/>
+    <w:lsdException w:unhideWhenUsed="0" w:uiPriority="73" w:semiHidden="0" w:name="Colorful Grid Accent 4"/>
+    <w:lsdException w:unhideWhenUsed="0" w:uiPriority="60" w:semiHidden="0" w:name="Light Shading Accent 5"/>
+    <w:lsdException w:unhideWhenUsed="0" w:uiPriority="61" w:semiHidden="0" w:name="Light List Accent 5"/>
+    <w:lsdException w:unhideWhenUsed="0" w:uiPriority="62" w:semiHidden="0" w:name="Light Grid Accent 5"/>
+    <w:lsdException w:unhideWhenUsed="0" w:uiPriority="63" w:semiHidden="0" w:name="Medium Shading 1 Accent 5"/>
+    <w:lsdException w:unhideWhenUsed="0" w:uiPriority="64" w:semiHidden="0" w:name="Medium Shading 2 Accent 5"/>
+    <w:lsdException w:unhideWhenUsed="0" w:uiPriority="65" w:semiHidden="0" w:name="Medium List 1 Accent 5"/>
+    <w:lsdException w:unhideWhenUsed="0" w:uiPriority="66" w:semiHidden="0" w:name="Medium List 2 Accent 5"/>
+    <w:lsdException w:unhideWhenUsed="0" w:uiPriority="67" w:semiHidden="0" w:name="Medium Grid 1 Accent 5"/>
+    <w:lsdException w:unhideWhenUsed="0" w:uiPriority="68" w:semiHidden="0" w:name="Medium Grid 2 Accent 5"/>
+    <w:lsdException w:unhideWhenUsed="0" w:uiPriority="69" w:semiHidden="0" w:name="Medium Grid 3 Accent 5"/>
+    <w:lsdException w:unhideWhenUsed="0" w:uiPriority="70" w:semiHidden="0" w:name="Dark List Accent 5"/>
+    <w:lsdException w:unhideWhenUsed="0" w:uiPriority="71" w:semiHidden="0" w:name="Colorful Shading Accent 5"/>
+    <w:lsdException w:unhideWhenUsed="0" w:uiPriority="72" w:semiHidden="0" w:name="Colorful List Accent 5"/>
+    <w:lsdException w:unhideWhenUsed="0" w:uiPriority="73" w:semiHidden="0" w:name="Colorful Grid Accent 5"/>
+    <w:lsdException w:unhideWhenUsed="0" w:uiPriority="60" w:semiHidden="0" w:name="Light Shading Accent 6"/>
+    <w:lsdException w:unhideWhenUsed="0" w:uiPriority="61" w:semiHidden="0" w:name="Light List Accent 6"/>
+    <w:lsdException w:unhideWhenUsed="0" w:uiPriority="62" w:semiHidden="0" w:name="Light Grid Accent 6"/>
+    <w:lsdException w:unhideWhenUsed="0" w:uiPriority="63" w:semiHidden="0" w:name="Medium Shading 1 Accent 6"/>
+    <w:lsdException w:unhideWhenUsed="0" w:uiPriority="64" w:semiHidden="0" w:name="Medium Shading 2 Accent 6"/>
+    <w:lsdException w:unhideWhenUsed="0" w:uiPriority="65" w:semiHidden="0" w:name="Medium List 1 Accent 6"/>
+    <w:lsdException w:unhideWhenUsed="0" w:uiPriority="66" w:semiHidden="0" w:name="Medium List 2 Accent 6"/>
+    <w:lsdException w:unhideWhenUsed="0" w:uiPriority="67" w:semiHidden="0" w:name="Medium Grid 1 Accent 6"/>
+    <w:lsdException w:unhideWhenUsed="0" w:uiPriority="68" w:semiHidden="0" w:name="Medium Grid 2 Accent 6"/>
+    <w:lsdException w:unhideWhenUsed="0" w:uiPriority="69" w:semiHidden="0" w:name="Medium Grid 3 Accent 6"/>
+    <w:lsdException w:unhideWhenUsed="0" w:uiPriority="70" w:semiHidden="0" w:name="Dark List Accent 6"/>
+    <w:lsdException w:unhideWhenUsed="0" w:uiPriority="71" w:semiHidden="0" w:name="Colorful Shading Accent 6"/>
+    <w:lsdException w:unhideWhenUsed="0" w:uiPriority="72" w:semiHidden="0" w:name="Colorful List Accent 6"/>
+    <w:lsdException w:unhideWhenUsed="0" w:uiPriority="73" w:semiHidden="0" w:name="Colorful Grid Accent 6"/>
   </w:latentStyles>
-  <w:style w:type="paragraph" w:default="1" w:styleId="Normal">
+  <w:style w:type="paragraph" w:default="1" w:styleId="1">
     <w:name w:val="Normal"/>
     <w:qFormat/>
-    <w:rsid w:val="00E54F4D"/>
+    <w:uiPriority w:val="0"/>
+    <w:pPr>
+      <w:spacing w:after="160" w:line="259" w:lineRule="auto"/>
+    </w:pPr>
+    <w:rPr>
+      <w:rFonts w:ascii="Calibri" w:hAnsi="Calibri" w:eastAsia="Calibri" w:cs="Calibri"/>
+      <w:sz w:val="22"/>
+      <w:szCs w:val="22"/>
+      <w:lang w:val="en-IN" w:eastAsia="en-IN" w:bidi="ar-SA"/>
+    </w:rPr>
   </w:style>
-  <w:style w:type="paragraph" w:styleId="Heading1">
+  <w:style w:type="paragraph" w:styleId="2">
     <w:name w:val="heading 1"/>
-    <w:basedOn w:val="Normal"/>
-    <w:next w:val="Normal"/>
-    <w:rsid w:val="00E54F4D"/>
+    <w:basedOn w:val="1"/>
+    <w:next w:val="1"/>
+    <w:qFormat/>
+    <w:uiPriority w:val="0"/>
     <w:pPr>
       <w:keepNext/>
       <w:keepLines/>
@@ -1347,11 +1562,12 @@
       <w:szCs w:val="48"/>
     </w:rPr>
   </w:style>
-  <w:style w:type="paragraph" w:styleId="Heading2">
+  <w:style w:type="paragraph" w:styleId="3">
     <w:name w:val="heading 2"/>
-    <w:basedOn w:val="Normal"/>
-    <w:next w:val="Normal"/>
-    <w:rsid w:val="00E54F4D"/>
+    <w:basedOn w:val="1"/>
+    <w:next w:val="1"/>
+    <w:qFormat/>
+    <w:uiPriority w:val="0"/>
     <w:pPr>
       <w:keepNext/>
       <w:keepLines/>
@@ -1364,11 +1580,12 @@
       <w:szCs w:val="36"/>
     </w:rPr>
   </w:style>
-  <w:style w:type="paragraph" w:styleId="Heading3">
+  <w:style w:type="paragraph" w:styleId="4">
     <w:name w:val="heading 3"/>
-    <w:basedOn w:val="Normal"/>
-    <w:next w:val="Normal"/>
-    <w:rsid w:val="00E54F4D"/>
+    <w:basedOn w:val="1"/>
+    <w:next w:val="1"/>
+    <w:qFormat/>
+    <w:uiPriority w:val="0"/>
     <w:pPr>
       <w:keepNext/>
       <w:keepLines/>
@@ -1381,11 +1598,12 @@
       <w:szCs w:val="28"/>
     </w:rPr>
   </w:style>
-  <w:style w:type="paragraph" w:styleId="Heading4">
+  <w:style w:type="paragraph" w:styleId="5">
     <w:name w:val="heading 4"/>
-    <w:basedOn w:val="Normal"/>
-    <w:next w:val="Normal"/>
-    <w:rsid w:val="00E54F4D"/>
+    <w:basedOn w:val="1"/>
+    <w:next w:val="1"/>
+    <w:qFormat/>
+    <w:uiPriority w:val="0"/>
     <w:pPr>
       <w:keepNext/>
       <w:keepLines/>
@@ -1398,11 +1616,12 @@
       <w:szCs w:val="24"/>
     </w:rPr>
   </w:style>
-  <w:style w:type="paragraph" w:styleId="Heading5">
+  <w:style w:type="paragraph" w:styleId="6">
     <w:name w:val="heading 5"/>
-    <w:basedOn w:val="Normal"/>
-    <w:next w:val="Normal"/>
-    <w:rsid w:val="00E54F4D"/>
+    <w:basedOn w:val="1"/>
+    <w:next w:val="1"/>
+    <w:qFormat/>
+    <w:uiPriority w:val="0"/>
     <w:pPr>
       <w:keepNext/>
       <w:keepLines/>
@@ -1413,11 +1632,12 @@
       <w:b/>
     </w:rPr>
   </w:style>
-  <w:style w:type="paragraph" w:styleId="Heading6">
+  <w:style w:type="paragraph" w:styleId="7">
     <w:name w:val="heading 6"/>
-    <w:basedOn w:val="Normal"/>
-    <w:next w:val="Normal"/>
-    <w:rsid w:val="00E54F4D"/>
+    <w:basedOn w:val="1"/>
+    <w:next w:val="1"/>
+    <w:qFormat/>
+    <w:uiPriority w:val="0"/>
     <w:pPr>
       <w:keepNext/>
       <w:keepLines/>
@@ -1430,20 +1650,20 @@
       <w:szCs w:val="20"/>
     </w:rPr>
   </w:style>
-  <w:style w:type="character" w:default="1" w:styleId="DefaultParagraphFont">
+  <w:style w:type="character" w:default="1" w:styleId="8">
     <w:name w:val="Default Paragraph Font"/>
-    <w:uiPriority w:val="1"/>
-    <w:semiHidden/>
-    <w:unhideWhenUsed/>
-  </w:style>
-  <w:style w:type="table" w:default="1" w:styleId="TableNormal">
-    <w:name w:val="Normal Table"/>
-    <w:uiPriority w:val="99"/>
     <w:semiHidden/>
     <w:unhideWhenUsed/>
     <w:qFormat/>
+    <w:uiPriority w:val="1"/>
+  </w:style>
+  <w:style w:type="table" w:default="1" w:styleId="9">
+    <w:name w:val="Normal Table"/>
+    <w:semiHidden/>
+    <w:unhideWhenUsed/>
+    <w:qFormat/>
+    <w:uiPriority w:val="99"/>
     <w:tblPr>
-      <w:tblInd w:w="0" w:type="dxa"/>
       <w:tblCellMar>
         <w:top w:w="0" w:type="dxa"/>
         <w:left w:w="108" w:type="dxa"/>
@@ -1452,17 +1672,84 @@
       </w:tblCellMar>
     </w:tblPr>
   </w:style>
-  <w:style w:type="numbering" w:default="1" w:styleId="NoList">
-    <w:name w:val="No List"/>
-    <w:uiPriority w:val="99"/>
+  <w:style w:type="paragraph" w:styleId="10">
+    <w:name w:val="Balloon Text"/>
+    <w:basedOn w:val="1"/>
+    <w:link w:val="18"/>
     <w:semiHidden/>
     <w:unhideWhenUsed/>
+    <w:qFormat/>
+    <w:uiPriority w:val="99"/>
+    <w:pPr>
+      <w:spacing w:after="0" w:line="240" w:lineRule="auto"/>
+    </w:pPr>
+    <w:rPr>
+      <w:rFonts w:ascii="Tahoma" w:hAnsi="Tahoma" w:cs="Tahoma"/>
+      <w:sz w:val="16"/>
+      <w:szCs w:val="16"/>
+    </w:rPr>
   </w:style>
-  <w:style w:type="paragraph" w:styleId="Title">
+  <w:style w:type="character" w:styleId="11">
+    <w:name w:val="Hyperlink"/>
+    <w:basedOn w:val="8"/>
+    <w:unhideWhenUsed/>
+    <w:qFormat/>
+    <w:uiPriority w:val="99"/>
+    <w:rPr>
+      <w:color w:val="0563C1" w:themeColor="hyperlink"/>
+      <w:u w:val="single"/>
+    </w:rPr>
+  </w:style>
+  <w:style w:type="paragraph" w:styleId="12">
+    <w:name w:val="Subtitle"/>
+    <w:basedOn w:val="1"/>
+    <w:next w:val="1"/>
+    <w:qFormat/>
+    <w:uiPriority w:val="0"/>
+    <w:pPr>
+      <w:keepNext/>
+      <w:keepLines/>
+      <w:spacing w:before="360" w:after="80"/>
+    </w:pPr>
+    <w:rPr>
+      <w:rFonts w:ascii="Georgia" w:hAnsi="Georgia" w:eastAsia="Georgia" w:cs="Georgia"/>
+      <w:i/>
+      <w:color w:val="666666"/>
+      <w:sz w:val="48"/>
+      <w:szCs w:val="48"/>
+    </w:rPr>
+  </w:style>
+  <w:style w:type="table" w:styleId="13">
+    <w:name w:val="Table Grid"/>
+    <w:basedOn w:val="9"/>
+    <w:qFormat/>
+    <w:uiPriority w:val="39"/>
+    <w:pPr>
+      <w:spacing w:after="0" w:line="240" w:lineRule="auto"/>
+    </w:pPr>
+    <w:tblPr>
+      <w:tblBorders>
+        <w:top w:val="single" w:color="auto" w:sz="4" w:space="0"/>
+        <w:left w:val="single" w:color="auto" w:sz="4" w:space="0"/>
+        <w:bottom w:val="single" w:color="auto" w:sz="4" w:space="0"/>
+        <w:right w:val="single" w:color="auto" w:sz="4" w:space="0"/>
+        <w:insideH w:val="single" w:color="auto" w:sz="4" w:space="0"/>
+        <w:insideV w:val="single" w:color="auto" w:sz="4" w:space="0"/>
+      </w:tblBorders>
+      <w:tblCellMar>
+        <w:top w:w="0" w:type="dxa"/>
+        <w:left w:w="108" w:type="dxa"/>
+        <w:bottom w:w="0" w:type="dxa"/>
+        <w:right w:w="108" w:type="dxa"/>
+      </w:tblCellMar>
+    </w:tblPr>
+  </w:style>
+  <w:style w:type="paragraph" w:styleId="14">
     <w:name w:val="Title"/>
-    <w:basedOn w:val="Normal"/>
-    <w:next w:val="Normal"/>
-    <w:rsid w:val="00E54F4D"/>
+    <w:basedOn w:val="1"/>
+    <w:next w:val="1"/>
+    <w:qFormat/>
+    <w:uiPriority w:val="0"/>
     <w:pPr>
       <w:keepNext/>
       <w:keepLines/>
@@ -1474,24 +1761,45 @@
       <w:szCs w:val="72"/>
     </w:rPr>
   </w:style>
-  <w:style w:type="table" w:styleId="TableGrid">
-    <w:name w:val="Table Grid"/>
-    <w:basedOn w:val="TableNormal"/>
-    <w:uiPriority w:val="39"/>
-    <w:rsid w:val="005B2106"/>
+  <w:style w:type="character" w:customStyle="1" w:styleId="15">
+    <w:name w:val="Unresolved Mention"/>
+    <w:basedOn w:val="8"/>
+    <w:semiHidden/>
+    <w:unhideWhenUsed/>
+    <w:qFormat/>
+    <w:uiPriority w:val="99"/>
+    <w:rPr>
+      <w:color w:val="605E5C"/>
+      <w:shd w:val="clear" w:color="auto" w:fill="E1DFDD"/>
+    </w:rPr>
+  </w:style>
+  <w:style w:type="paragraph" w:customStyle="1" w:styleId="16">
+    <w:name w:val="Default"/>
+    <w:qFormat/>
+    <w:uiPriority w:val="0"/>
+    <w:pPr>
+      <w:autoSpaceDE w:val="0"/>
+      <w:autoSpaceDN w:val="0"/>
+      <w:adjustRightInd w:val="0"/>
+      <w:spacing w:after="0" w:line="240" w:lineRule="auto"/>
+    </w:pPr>
+    <w:rPr>
+      <w:rFonts w:ascii="IBM Plex Sans" w:hAnsi="IBM Plex Sans" w:eastAsia="Calibri" w:cs="IBM Plex Sans"/>
+      <w:color w:val="000000"/>
+      <w:sz w:val="24"/>
+      <w:szCs w:val="24"/>
+      <w:lang w:val="en-IN" w:eastAsia="en-IN" w:bidi="ar-SA"/>
+    </w:rPr>
+  </w:style>
+  <w:style w:type="table" w:customStyle="1" w:styleId="17">
+    <w:name w:val="_Style 15"/>
+    <w:basedOn w:val="9"/>
+    <w:qFormat/>
+    <w:uiPriority w:val="0"/>
     <w:pPr>
       <w:spacing w:after="0" w:line="240" w:lineRule="auto"/>
     </w:pPr>
     <w:tblPr>
-      <w:tblInd w:w="0" w:type="dxa"/>
-      <w:tblBorders>
-        <w:top w:val="single" w:sz="4" w:space="0" w:color="auto"/>
-        <w:left w:val="single" w:sz="4" w:space="0" w:color="auto"/>
-        <w:bottom w:val="single" w:sz="4" w:space="0" w:color="auto"/>
-        <w:right w:val="single" w:sz="4" w:space="0" w:color="auto"/>
-        <w:insideH w:val="single" w:sz="4" w:space="0" w:color="auto"/>
-        <w:insideV w:val="single" w:sz="4" w:space="0" w:color="auto"/>
-      </w:tblBorders>
       <w:tblCellMar>
         <w:top w:w="0" w:type="dxa"/>
         <w:left w:w="108" w:type="dxa"/>
@@ -1500,533 +1808,13 @@
       </w:tblCellMar>
     </w:tblPr>
   </w:style>
-  <w:style w:type="character" w:styleId="Hyperlink">
-    <w:name w:val="Hyperlink"/>
-    <w:basedOn w:val="DefaultParagraphFont"/>
+  <w:style w:type="character" w:customStyle="1" w:styleId="18">
+    <w:name w:val="Balloon Text Char"/>
+    <w:basedOn w:val="8"/>
+    <w:link w:val="10"/>
+    <w:semiHidden/>
+    <w:qFormat/>
     <w:uiPriority w:val="99"/>
-    <w:unhideWhenUsed/>
-    <w:rsid w:val="003C4A8E"/>
-    <w:rPr>
-      <w:color w:val="0563C1" w:themeColor="hyperlink"/>
-      <w:u w:val="single"/>
-    </w:rPr>
-  </w:style>
-  <w:style w:type="character" w:customStyle="1" w:styleId="UnresolvedMention">
-    <w:name w:val="Unresolved Mention"/>
-    <w:basedOn w:val="DefaultParagraphFont"/>
-    <w:uiPriority w:val="99"/>
-    <w:semiHidden/>
-    <w:unhideWhenUsed/>
-    <w:rsid w:val="003C4A8E"/>
-    <w:rPr>
-      <w:color w:val="605E5C"/>
-      <w:shd w:val="clear" w:color="auto" w:fill="E1DFDD"/>
-    </w:rPr>
-  </w:style>
-  <w:style w:type="paragraph" w:customStyle="1" w:styleId="Default">
-    <w:name w:val="Default"/>
-    <w:rsid w:val="00B84A22"/>
-    <w:pPr>
-      <w:autoSpaceDE w:val="0"/>
-      <w:autoSpaceDN w:val="0"/>
-      <w:adjustRightInd w:val="0"/>
-      <w:spacing w:after="0" w:line="240" w:lineRule="auto"/>
-    </w:pPr>
-    <w:rPr>
-      <w:rFonts w:ascii="IBM Plex Sans" w:hAnsi="IBM Plex Sans" w:cs="IBM Plex Sans"/>
-      <w:color w:val="000000"/>
-      <w:sz w:val="24"/>
-      <w:szCs w:val="24"/>
-    </w:rPr>
-  </w:style>
-  <w:style w:type="paragraph" w:styleId="Subtitle">
-    <w:name w:val="Subtitle"/>
-    <w:basedOn w:val="Normal"/>
-    <w:next w:val="Normal"/>
-    <w:rsid w:val="00E54F4D"/>
-    <w:pPr>
-      <w:keepNext/>
-      <w:keepLines/>
-      <w:spacing w:before="360" w:after="80"/>
-    </w:pPr>
-    <w:rPr>
-      <w:rFonts w:ascii="Georgia" w:eastAsia="Georgia" w:hAnsi="Georgia" w:cs="Georgia"/>
-      <w:i/>
-      <w:color w:val="666666"/>
-      <w:sz w:val="48"/>
-      <w:szCs w:val="48"/>
-    </w:rPr>
-  </w:style>
-  <w:style w:type="table" w:customStyle="1" w:styleId="a">
-    <w:basedOn w:val="TableNormal"/>
-    <w:rsid w:val="00E54F4D"/>
-    <w:pPr>
-      <w:spacing w:after="0" w:line="240" w:lineRule="auto"/>
-    </w:pPr>
-    <w:tblPr>
-      <w:tblStyleRowBandSize w:val="1"/>
-      <w:tblStyleColBandSize w:val="1"/>
-      <w:tblInd w:w="0" w:type="dxa"/>
-      <w:tblCellMar>
-        <w:top w:w="0" w:type="dxa"/>
-        <w:left w:w="108" w:type="dxa"/>
-        <w:bottom w:w="0" w:type="dxa"/>
-        <w:right w:w="108" w:type="dxa"/>
-      </w:tblCellMar>
-    </w:tblPr>
-  </w:style>
-  <w:style w:type="paragraph" w:styleId="BalloonText">
-    <w:name w:val="Balloon Text"/>
-    <w:basedOn w:val="Normal"/>
-    <w:link w:val="BalloonTextChar"/>
-    <w:uiPriority w:val="99"/>
-    <w:semiHidden/>
-    <w:unhideWhenUsed/>
-    <w:rsid w:val="006D644C"/>
-    <w:pPr>
-      <w:spacing w:after="0" w:line="240" w:lineRule="auto"/>
-    </w:pPr>
-    <w:rPr>
-      <w:rFonts w:ascii="Tahoma" w:hAnsi="Tahoma" w:cs="Tahoma"/>
-      <w:sz w:val="16"/>
-      <w:szCs w:val="16"/>
-    </w:rPr>
-  </w:style>
-  <w:style w:type="character" w:customStyle="1" w:styleId="BalloonTextChar">
-    <w:name w:val="Balloon Text Char"/>
-    <w:basedOn w:val="DefaultParagraphFont"/>
-    <w:link w:val="BalloonText"/>
-    <w:uiPriority w:val="99"/>
-    <w:semiHidden/>
-    <w:rsid w:val="006D644C"/>
-    <w:rPr>
-      <w:rFonts w:ascii="Tahoma" w:hAnsi="Tahoma" w:cs="Tahoma"/>
-      <w:sz w:val="16"/>
-      <w:szCs w:val="16"/>
-    </w:rPr>
-  </w:style>
-</w:styles>
-</file>
-
-<file path=word/stylesWithEffects.xml><?xml version="1.0" encoding="utf-8"?>
-<w:styles xmlns:wpc="http://schemas.microsoft.com/office/word/2010/wordprocessingCanvas" xmlns:mc="http://schemas.openxmlformats.org/markup-compatibility/2006" xmlns:o="urn:schemas-microsoft-com:office:office" xmlns:r="http://schemas.openxmlformats.org/officeDocument/2006/relationships" xmlns:m="http://schemas.openxmlformats.org/officeDocument/2006/math" xmlns:v="urn:schemas-microsoft-com:vml" xmlns:wp14="http://schemas.microsoft.com/office/word/2010/wordprocessingDrawing" xmlns:wp="http://schemas.openxmlformats.org/drawingml/2006/wordprocessingDrawing" xmlns:w10="urn:schemas-microsoft-com:office:word" xmlns:w="http://schemas.openxmlformats.org/wordprocessingml/2006/main" xmlns:w14="http://schemas.microsoft.com/office/word/2010/wordml" xmlns:wpg="http://schemas.microsoft.com/office/word/2010/wordprocessingGroup" xmlns:wpi="http://schemas.microsoft.com/office/word/2010/wordprocessingInk" xmlns:wne="http://schemas.microsoft.com/office/word/2006/wordml" xmlns:wps="http://schemas.microsoft.com/office/word/2010/wordprocessingShape" mc:Ignorable="w14 wp14">
-  <w:docDefaults>
-    <w:rPrDefault>
-      <w:rPr>
-        <w:rFonts w:ascii="Calibri" w:eastAsia="Calibri" w:hAnsi="Calibri" w:cs="Calibri"/>
-        <w:sz w:val="22"/>
-        <w:szCs w:val="22"/>
-        <w:lang w:val="en-IN" w:eastAsia="en-IN" w:bidi="ar-SA"/>
-      </w:rPr>
-    </w:rPrDefault>
-    <w:pPrDefault>
-      <w:pPr>
-        <w:spacing w:after="160" w:line="259" w:lineRule="auto"/>
-      </w:pPr>
-    </w:pPrDefault>
-  </w:docDefaults>
-  <w:latentStyles w:defLockedState="0" w:defUIPriority="99" w:defSemiHidden="1" w:defUnhideWhenUsed="1" w:defQFormat="0" w:count="267">
-    <w:lsdException w:name="Normal" w:semiHidden="0" w:uiPriority="0" w:unhideWhenUsed="0" w:qFormat="1"/>
-    <w:lsdException w:name="heading 1" w:semiHidden="0" w:uiPriority="9" w:unhideWhenUsed="0" w:qFormat="1"/>
-    <w:lsdException w:name="heading 2" w:uiPriority="9" w:qFormat="1"/>
-    <w:lsdException w:name="heading 3" w:uiPriority="9" w:qFormat="1"/>
-    <w:lsdException w:name="heading 4" w:uiPriority="9" w:qFormat="1"/>
-    <w:lsdException w:name="heading 5" w:uiPriority="9" w:qFormat="1"/>
-    <w:lsdException w:name="heading 6" w:uiPriority="9" w:qFormat="1"/>
-    <w:lsdException w:name="heading 7" w:uiPriority="9" w:qFormat="1"/>
-    <w:lsdException w:name="heading 8" w:uiPriority="9" w:qFormat="1"/>
-    <w:lsdException w:name="heading 9" w:uiPriority="9" w:qFormat="1"/>
-    <w:lsdException w:name="toc 1" w:uiPriority="39"/>
-    <w:lsdException w:name="toc 2" w:uiPriority="39"/>
-    <w:lsdException w:name="toc 3" w:uiPriority="39"/>
-    <w:lsdException w:name="toc 4" w:uiPriority="39"/>
-    <w:lsdException w:name="toc 5" w:uiPriority="39"/>
-    <w:lsdException w:name="toc 6" w:uiPriority="39"/>
-    <w:lsdException w:name="toc 7" w:uiPriority="39"/>
-    <w:lsdException w:name="toc 8" w:uiPriority="39"/>
-    <w:lsdException w:name="toc 9" w:uiPriority="39"/>
-    <w:lsdException w:name="caption" w:uiPriority="35" w:qFormat="1"/>
-    <w:lsdException w:name="Title" w:semiHidden="0" w:uiPriority="10" w:unhideWhenUsed="0" w:qFormat="1"/>
-    <w:lsdException w:name="Default Paragraph Font" w:uiPriority="1"/>
-    <w:lsdException w:name="Subtitle" w:semiHidden="0" w:uiPriority="11" w:unhideWhenUsed="0" w:qFormat="1"/>
-    <w:lsdException w:name="Strong" w:semiHidden="0" w:uiPriority="22" w:unhideWhenUsed="0" w:qFormat="1"/>
-    <w:lsdException w:name="Emphasis" w:semiHidden="0" w:uiPriority="20" w:unhideWhenUsed="0" w:qFormat="1"/>
-    <w:lsdException w:name="Table Grid" w:semiHidden="0" w:uiPriority="59" w:unhideWhenUsed="0"/>
-    <w:lsdException w:name="Placeholder Text" w:unhideWhenUsed="0"/>
-    <w:lsdException w:name="No Spacing" w:semiHidden="0" w:uiPriority="1" w:unhideWhenUsed="0" w:qFormat="1"/>
-    <w:lsdException w:name="Light Shading" w:semiHidden="0" w:uiPriority="60" w:unhideWhenUsed="0"/>
-    <w:lsdException w:name="Light List" w:semiHidden="0" w:uiPriority="61" w:unhideWhenUsed="0"/>
-    <w:lsdException w:name="Light Grid" w:semiHidden="0" w:uiPriority="62" w:unhideWhenUsed="0"/>
-    <w:lsdException w:name="Medium Shading 1" w:semiHidden="0" w:uiPriority="63" w:unhideWhenUsed="0"/>
-    <w:lsdException w:name="Medium Shading 2" w:semiHidden="0" w:uiPriority="64" w:unhideWhenUsed="0"/>
-    <w:lsdException w:name="Medium List 1" w:semiHidden="0" w:uiPriority="65" w:unhideWhenUsed="0"/>
-    <w:lsdException w:name="Medium List 2" w:semiHidden="0" w:uiPriority="66" w:unhideWhenUsed="0"/>
-    <w:lsdException w:name="Medium Grid 1" w:semiHidden="0" w:uiPriority="67" w:unhideWhenUsed="0"/>
-    <w:lsdException w:name="Medium Grid 2" w:semiHidden="0" w:uiPriority="68" w:unhideWhenUsed="0"/>
-    <w:lsdException w:name="Medium Grid 3" w:semiHidden="0" w:uiPriority="69" w:unhideWhenUsed="0"/>
-    <w:lsdException w:name="Dark List" w:semiHidden="0" w:uiPriority="70" w:unhideWhenUsed="0"/>
-    <w:lsdException w:name="Colorful Shading" w:semiHidden="0" w:uiPriority="71" w:unhideWhenUsed="0"/>
-    <w:lsdException w:name="Colorful List" w:semiHidden="0" w:uiPriority="72" w:unhideWhenUsed="0"/>
-    <w:lsdException w:name="Colorful Grid" w:semiHidden="0" w:uiPriority="73" w:unhideWhenUsed="0"/>
-    <w:lsdException w:name="Light Shading Accent 1" w:semiHidden="0" w:uiPriority="60" w:unhideWhenUsed="0"/>
-    <w:lsdException w:name="Light List Accent 1" w:semiHidden="0" w:uiPriority="61" w:unhideWhenUsed="0"/>
-    <w:lsdException w:name="Light Grid Accent 1" w:semiHidden="0" w:uiPriority="62" w:unhideWhenUsed="0"/>
-    <w:lsdException w:name="Medium Shading 1 Accent 1" w:semiHidden="0" w:uiPriority="63" w:unhideWhenUsed="0"/>
-    <w:lsdException w:name="Medium Shading 2 Accent 1" w:semiHidden="0" w:uiPriority="64" w:unhideWhenUsed="0"/>
-    <w:lsdException w:name="Medium List 1 Accent 1" w:semiHidden="0" w:uiPriority="65" w:unhideWhenUsed="0"/>
-    <w:lsdException w:name="Revision" w:unhideWhenUsed="0"/>
-    <w:lsdException w:name="List Paragraph" w:semiHidden="0" w:uiPriority="34" w:unhideWhenUsed="0" w:qFormat="1"/>
-    <w:lsdException w:name="Quote" w:semiHidden="0" w:uiPriority="29" w:unhideWhenUsed="0" w:qFormat="1"/>
-    <w:lsdException w:name="Intense Quote" w:semiHidden="0" w:uiPriority="30" w:unhideWhenUsed="0" w:qFormat="1"/>
-    <w:lsdException w:name="Medium List 2 Accent 1" w:semiHidden="0" w:uiPriority="66" w:unhideWhenUsed="0"/>
-    <w:lsdException w:name="Medium Grid 1 Accent 1" w:semiHidden="0" w:uiPriority="67" w:unhideWhenUsed="0"/>
-    <w:lsdException w:name="Medium Grid 2 Accent 1" w:semiHidden="0" w:uiPriority="68" w:unhideWhenUsed="0"/>
-    <w:lsdException w:name="Medium Grid 3 Accent 1" w:semiHidden="0" w:uiPriority="69" w:unhideWhenUsed="0"/>
-    <w:lsdException w:name="Dark List Accent 1" w:semiHidden="0" w:uiPriority="70" w:unhideWhenUsed="0"/>
-    <w:lsdException w:name="Colorful Shading Accent 1" w:semiHidden="0" w:uiPriority="71" w:unhideWhenUsed="0"/>
-    <w:lsdException w:name="Colorful List Accent 1" w:semiHidden="0" w:uiPriority="72" w:unhideWhenUsed="0"/>
-    <w:lsdException w:name="Colorful Grid Accent 1" w:semiHidden="0" w:uiPriority="73" w:unhideWhenUsed="0"/>
-    <w:lsdException w:name="Light Shading Accent 2" w:semiHidden="0" w:uiPriority="60" w:unhideWhenUsed="0"/>
-    <w:lsdException w:name="Light List Accent 2" w:semiHidden="0" w:uiPriority="61" w:unhideWhenUsed="0"/>
-    <w:lsdException w:name="Light Grid Accent 2" w:semiHidden="0" w:uiPriority="62" w:unhideWhenUsed="0"/>
-    <w:lsdException w:name="Medium Shading 1 Accent 2" w:semiHidden="0" w:uiPriority="63" w:unhideWhenUsed="0"/>
-    <w:lsdException w:name="Medium Shading 2 Accent 2" w:semiHidden="0" w:uiPriority="64" w:unhideWhenUsed="0"/>
-    <w:lsdException w:name="Medium List 1 Accent 2" w:semiHidden="0" w:uiPriority="65" w:unhideWhenUsed="0"/>
-    <w:lsdException w:name="Medium List 2 Accent 2" w:semiHidden="0" w:uiPriority="66" w:unhideWhenUsed="0"/>
-    <w:lsdException w:name="Medium Grid 1 Accent 2" w:semiHidden="0" w:uiPriority="67" w:unhideWhenUsed="0"/>
-    <w:lsdException w:name="Medium Grid 2 Accent 2" w:semiHidden="0" w:uiPriority="68" w:unhideWhenUsed="0"/>
-    <w:lsdException w:name="Medium Grid 3 Accent 2" w:semiHidden="0" w:uiPriority="69" w:unhideWhenUsed="0"/>
-    <w:lsdException w:name="Dark List Accent 2" w:semiHidden="0" w:uiPriority="70" w:unhideWhenUsed="0"/>
-    <w:lsdException w:name="Colorful Shading Accent 2" w:semiHidden="0" w:uiPriority="71" w:unhideWhenUsed="0"/>
-    <w:lsdException w:name="Colorful List Accent 2" w:semiHidden="0" w:uiPriority="72" w:unhideWhenUsed="0"/>
-    <w:lsdException w:name="Colorful Grid Accent 2" w:semiHidden="0" w:uiPriority="73" w:unhideWhenUsed="0"/>
-    <w:lsdException w:name="Light Shading Accent 3" w:semiHidden="0" w:uiPriority="60" w:unhideWhenUsed="0"/>
-    <w:lsdException w:name="Light List Accent 3" w:semiHidden="0" w:uiPriority="61" w:unhideWhenUsed="0"/>
-    <w:lsdException w:name="Light Grid Accent 3" w:semiHidden="0" w:uiPriority="62" w:unhideWhenUsed="0"/>
-    <w:lsdException w:name="Medium Shading 1 Accent 3" w:semiHidden="0" w:uiPriority="63" w:unhideWhenUsed="0"/>
-    <w:lsdException w:name="Medium Shading 2 Accent 3" w:semiHidden="0" w:uiPriority="64" w:unhideWhenUsed="0"/>
-    <w:lsdException w:name="Medium List 1 Accent 3" w:semiHidden="0" w:uiPriority="65" w:unhideWhenUsed="0"/>
-    <w:lsdException w:name="Medium List 2 Accent 3" w:semiHidden="0" w:uiPriority="66" w:unhideWhenUsed="0"/>
-    <w:lsdException w:name="Medium Grid 1 Accent 3" w:semiHidden="0" w:uiPriority="67" w:unhideWhenUsed="0"/>
-    <w:lsdException w:name="Medium Grid 2 Accent 3" w:semiHidden="0" w:uiPriority="68" w:unhideWhenUsed="0"/>
-    <w:lsdException w:name="Medium Grid 3 Accent 3" w:semiHidden="0" w:uiPriority="69" w:unhideWhenUsed="0"/>
-    <w:lsdException w:name="Dark List Accent 3" w:semiHidden="0" w:uiPriority="70" w:unhideWhenUsed="0"/>
-    <w:lsdException w:name="Colorful Shading Accent 3" w:semiHidden="0" w:uiPriority="71" w:unhideWhenUsed="0"/>
-    <w:lsdException w:name="Colorful List Accent 3" w:semiHidden="0" w:uiPriority="72" w:unhideWhenUsed="0"/>
-    <w:lsdException w:name="Colorful Grid Accent 3" w:semiHidden="0" w:uiPriority="73" w:unhideWhenUsed="0"/>
-    <w:lsdException w:name="Light Shading Accent 4" w:semiHidden="0" w:uiPriority="60" w:unhideWhenUsed="0"/>
-    <w:lsdException w:name="Light List Accent 4" w:semiHidden="0" w:uiPriority="61" w:unhideWhenUsed="0"/>
-    <w:lsdException w:name="Light Grid Accent 4" w:semiHidden="0" w:uiPriority="62" w:unhideWhenUsed="0"/>
-    <w:lsdException w:name="Medium Shading 1 Accent 4" w:semiHidden="0" w:uiPriority="63" w:unhideWhenUsed="0"/>
-    <w:lsdException w:name="Medium Shading 2 Accent 4" w:semiHidden="0" w:uiPriority="64" w:unhideWhenUsed="0"/>
-    <w:lsdException w:name="Medium List 1 Accent 4" w:semiHidden="0" w:uiPriority="65" w:unhideWhenUsed="0"/>
-    <w:lsdException w:name="Medium List 2 Accent 4" w:semiHidden="0" w:uiPriority="66" w:unhideWhenUsed="0"/>
-    <w:lsdException w:name="Medium Grid 1 Accent 4" w:semiHidden="0" w:uiPriority="67" w:unhideWhenUsed="0"/>
-    <w:lsdException w:name="Medium Grid 2 Accent 4" w:semiHidden="0" w:uiPriority="68" w:unhideWhenUsed="0"/>
-    <w:lsdException w:name="Medium Grid 3 Accent 4" w:semiHidden="0" w:uiPriority="69" w:unhideWhenUsed="0"/>
-    <w:lsdException w:name="Dark List Accent 4" w:semiHidden="0" w:uiPriority="70" w:unhideWhenUsed="0"/>
-    <w:lsdException w:name="Colorful Shading Accent 4" w:semiHidden="0" w:uiPriority="71" w:unhideWhenUsed="0"/>
-    <w:lsdException w:name="Colorful List Accent 4" w:semiHidden="0" w:uiPriority="72" w:unhideWhenUsed="0"/>
-    <w:lsdException w:name="Colorful Grid Accent 4" w:semiHidden="0" w:uiPriority="73" w:unhideWhenUsed="0"/>
-    <w:lsdException w:name="Light Shading Accent 5" w:semiHidden="0" w:uiPriority="60" w:unhideWhenUsed="0"/>
-    <w:lsdException w:name="Light List Accent 5" w:semiHidden="0" w:uiPriority="61" w:unhideWhenUsed="0"/>
-    <w:lsdException w:name="Light Grid Accent 5" w:semiHidden="0" w:uiPriority="62" w:unhideWhenUsed="0"/>
-    <w:lsdException w:name="Medium Shading 1 Accent 5" w:semiHidden="0" w:uiPriority="63" w:unhideWhenUsed="0"/>
-    <w:lsdException w:name="Medium Shading 2 Accent 5" w:semiHidden="0" w:uiPriority="64" w:unhideWhenUsed="0"/>
-    <w:lsdException w:name="Medium List 1 Accent 5" w:semiHidden="0" w:uiPriority="65" w:unhideWhenUsed="0"/>
-    <w:lsdException w:name="Medium List 2 Accent 5" w:semiHidden="0" w:uiPriority="66" w:unhideWhenUsed="0"/>
-    <w:lsdException w:name="Medium Grid 1 Accent 5" w:semiHidden="0" w:uiPriority="67" w:unhideWhenUsed="0"/>
-    <w:lsdException w:name="Medium Grid 2 Accent 5" w:semiHidden="0" w:uiPriority="68" w:unhideWhenUsed="0"/>
-    <w:lsdException w:name="Medium Grid 3 Accent 5" w:semiHidden="0" w:uiPriority="69" w:unhideWhenUsed="0"/>
-    <w:lsdException w:name="Dark List Accent 5" w:semiHidden="0" w:uiPriority="70" w:unhideWhenUsed="0"/>
-    <w:lsdException w:name="Colorful Shading Accent 5" w:semiHidden="0" w:uiPriority="71" w:unhideWhenUsed="0"/>
-    <w:lsdException w:name="Colorful List Accent 5" w:semiHidden="0" w:uiPriority="72" w:unhideWhenUsed="0"/>
-    <w:lsdException w:name="Colorful Grid Accent 5" w:semiHidden="0" w:uiPriority="73" w:unhideWhenUsed="0"/>
-    <w:lsdException w:name="Light Shading Accent 6" w:semiHidden="0" w:uiPriority="60" w:unhideWhenUsed="0"/>
-    <w:lsdException w:name="Light List Accent 6" w:semiHidden="0" w:uiPriority="61" w:unhideWhenUsed="0"/>
-    <w:lsdException w:name="Light Grid Accent 6" w:semiHidden="0" w:uiPriority="62" w:unhideWhenUsed="0"/>
-    <w:lsdException w:name="Medium Shading 1 Accent 6" w:semiHidden="0" w:uiPriority="63" w:unhideWhenUsed="0"/>
-    <w:lsdException w:name="Medium Shading 2 Accent 6" w:semiHidden="0" w:uiPriority="64" w:unhideWhenUsed="0"/>
-    <w:lsdException w:name="Medium List 1 Accent 6" w:semiHidden="0" w:uiPriority="65" w:unhideWhenUsed="0"/>
-    <w:lsdException w:name="Medium List 2 Accent 6" w:semiHidden="0" w:uiPriority="66" w:unhideWhenUsed="0"/>
-    <w:lsdException w:name="Medium Grid 1 Accent 6" w:semiHidden="0" w:uiPriority="67" w:unhideWhenUsed="0"/>
-    <w:lsdException w:name="Medium Grid 2 Accent 6" w:semiHidden="0" w:uiPriority="68" w:unhideWhenUsed="0"/>
-    <w:lsdException w:name="Medium Grid 3 Accent 6" w:semiHidden="0" w:uiPriority="69" w:unhideWhenUsed="0"/>
-    <w:lsdException w:name="Dark List Accent 6" w:semiHidden="0" w:uiPriority="70" w:unhideWhenUsed="0"/>
-    <w:lsdException w:name="Colorful Shading Accent 6" w:semiHidden="0" w:uiPriority="71" w:unhideWhenUsed="0"/>
-    <w:lsdException w:name="Colorful List Accent 6" w:semiHidden="0" w:uiPriority="72" w:unhideWhenUsed="0"/>
-    <w:lsdException w:name="Colorful Grid Accent 6" w:semiHidden="0" w:uiPriority="73" w:unhideWhenUsed="0"/>
-    <w:lsdException w:name="Subtle Emphasis" w:semiHidden="0" w:uiPriority="19" w:unhideWhenUsed="0" w:qFormat="1"/>
-    <w:lsdException w:name="Intense Emphasis" w:semiHidden="0" w:uiPriority="21" w:unhideWhenUsed="0" w:qFormat="1"/>
-    <w:lsdException w:name="Subtle Reference" w:semiHidden="0" w:uiPriority="31" w:unhideWhenUsed="0" w:qFormat="1"/>
-    <w:lsdException w:name="Intense Reference" w:semiHidden="0" w:uiPriority="32" w:unhideWhenUsed="0" w:qFormat="1"/>
-    <w:lsdException w:name="Book Title" w:semiHidden="0" w:uiPriority="33" w:unhideWhenUsed="0" w:qFormat="1"/>
-    <w:lsdException w:name="Bibliography" w:uiPriority="37"/>
-    <w:lsdException w:name="TOC Heading" w:uiPriority="39" w:qFormat="1"/>
-  </w:latentStyles>
-  <w:style w:type="paragraph" w:default="1" w:styleId="Normal">
-    <w:name w:val="Normal"/>
-    <w:qFormat/>
-  </w:style>
-  <w:style w:type="paragraph" w:styleId="Heading1">
-    <w:name w:val="heading 1"/>
-    <w:basedOn w:val="Normal"/>
-    <w:next w:val="Normal"/>
-    <w:pPr>
-      <w:keepNext/>
-      <w:keepLines/>
-      <w:spacing w:before="480" w:after="120"/>
-      <w:outlineLvl w:val="0"/>
-    </w:pPr>
-    <w:rPr>
-      <w:b/>
-      <w:sz w:val="48"/>
-      <w:szCs w:val="48"/>
-    </w:rPr>
-  </w:style>
-  <w:style w:type="paragraph" w:styleId="Heading2">
-    <w:name w:val="heading 2"/>
-    <w:basedOn w:val="Normal"/>
-    <w:next w:val="Normal"/>
-    <w:pPr>
-      <w:keepNext/>
-      <w:keepLines/>
-      <w:spacing w:before="360" w:after="80"/>
-      <w:outlineLvl w:val="1"/>
-    </w:pPr>
-    <w:rPr>
-      <w:b/>
-      <w:sz w:val="36"/>
-      <w:szCs w:val="36"/>
-    </w:rPr>
-  </w:style>
-  <w:style w:type="paragraph" w:styleId="Heading3">
-    <w:name w:val="heading 3"/>
-    <w:basedOn w:val="Normal"/>
-    <w:next w:val="Normal"/>
-    <w:pPr>
-      <w:keepNext/>
-      <w:keepLines/>
-      <w:spacing w:before="280" w:after="80"/>
-      <w:outlineLvl w:val="2"/>
-    </w:pPr>
-    <w:rPr>
-      <w:b/>
-      <w:sz w:val="28"/>
-      <w:szCs w:val="28"/>
-    </w:rPr>
-  </w:style>
-  <w:style w:type="paragraph" w:styleId="Heading4">
-    <w:name w:val="heading 4"/>
-    <w:basedOn w:val="Normal"/>
-    <w:next w:val="Normal"/>
-    <w:pPr>
-      <w:keepNext/>
-      <w:keepLines/>
-      <w:spacing w:before="240" w:after="40"/>
-      <w:outlineLvl w:val="3"/>
-    </w:pPr>
-    <w:rPr>
-      <w:b/>
-      <w:sz w:val="24"/>
-      <w:szCs w:val="24"/>
-    </w:rPr>
-  </w:style>
-  <w:style w:type="paragraph" w:styleId="Heading5">
-    <w:name w:val="heading 5"/>
-    <w:basedOn w:val="Normal"/>
-    <w:next w:val="Normal"/>
-    <w:pPr>
-      <w:keepNext/>
-      <w:keepLines/>
-      <w:spacing w:before="220" w:after="40"/>
-      <w:outlineLvl w:val="4"/>
-    </w:pPr>
-    <w:rPr>
-      <w:b/>
-    </w:rPr>
-  </w:style>
-  <w:style w:type="paragraph" w:styleId="Heading6">
-    <w:name w:val="heading 6"/>
-    <w:basedOn w:val="Normal"/>
-    <w:next w:val="Normal"/>
-    <w:pPr>
-      <w:keepNext/>
-      <w:keepLines/>
-      <w:spacing w:before="200" w:after="40"/>
-      <w:outlineLvl w:val="5"/>
-    </w:pPr>
-    <w:rPr>
-      <w:b/>
-      <w:sz w:val="20"/>
-      <w:szCs w:val="20"/>
-    </w:rPr>
-  </w:style>
-  <w:style w:type="character" w:default="1" w:styleId="DefaultParagraphFont">
-    <w:name w:val="Default Paragraph Font"/>
-    <w:uiPriority w:val="1"/>
-    <w:semiHidden/>
-    <w:unhideWhenUsed/>
-  </w:style>
-  <w:style w:type="table" w:default="1" w:styleId="TableNormal">
-    <w:name w:val="Normal Table"/>
-    <w:uiPriority w:val="99"/>
-    <w:semiHidden/>
-    <w:unhideWhenUsed/>
-    <w:tblPr>
-      <w:tblInd w:w="0" w:type="dxa"/>
-      <w:tblCellMar>
-        <w:top w:w="0" w:type="dxa"/>
-        <w:left w:w="108" w:type="dxa"/>
-        <w:bottom w:w="0" w:type="dxa"/>
-        <w:right w:w="108" w:type="dxa"/>
-      </w:tblCellMar>
-    </w:tblPr>
-  </w:style>
-  <w:style w:type="numbering" w:default="1" w:styleId="NoList">
-    <w:name w:val="No List"/>
-    <w:uiPriority w:val="99"/>
-    <w:semiHidden/>
-    <w:unhideWhenUsed/>
-  </w:style>
-  <w:style w:type="paragraph" w:styleId="Title">
-    <w:name w:val="Title"/>
-    <w:basedOn w:val="Normal"/>
-    <w:next w:val="Normal"/>
-    <w:pPr>
-      <w:keepNext/>
-      <w:keepLines/>
-      <w:spacing w:before="480" w:after="120"/>
-    </w:pPr>
-    <w:rPr>
-      <w:b/>
-      <w:sz w:val="72"/>
-      <w:szCs w:val="72"/>
-    </w:rPr>
-  </w:style>
-  <w:style w:type="table" w:styleId="TableGrid">
-    <w:name w:val="Table Grid"/>
-    <w:basedOn w:val="TableNormal"/>
-    <w:uiPriority w:val="39"/>
-    <w:rsid w:val="005B2106"/>
-    <w:pPr>
-      <w:spacing w:after="0" w:line="240" w:lineRule="auto"/>
-    </w:pPr>
-    <w:tblPr>
-      <w:tblInd w:w="0" w:type="dxa"/>
-      <w:tblBorders>
-        <w:top w:val="single" w:sz="4" w:space="0" w:color="auto"/>
-        <w:left w:val="single" w:sz="4" w:space="0" w:color="auto"/>
-        <w:bottom w:val="single" w:sz="4" w:space="0" w:color="auto"/>
-        <w:right w:val="single" w:sz="4" w:space="0" w:color="auto"/>
-        <w:insideH w:val="single" w:sz="4" w:space="0" w:color="auto"/>
-        <w:insideV w:val="single" w:sz="4" w:space="0" w:color="auto"/>
-      </w:tblBorders>
-      <w:tblCellMar>
-        <w:top w:w="0" w:type="dxa"/>
-        <w:left w:w="108" w:type="dxa"/>
-        <w:bottom w:w="0" w:type="dxa"/>
-        <w:right w:w="108" w:type="dxa"/>
-      </w:tblCellMar>
-    </w:tblPr>
-  </w:style>
-  <w:style w:type="character" w:styleId="Hyperlink">
-    <w:name w:val="Hyperlink"/>
-    <w:basedOn w:val="DefaultParagraphFont"/>
-    <w:uiPriority w:val="99"/>
-    <w:unhideWhenUsed/>
-    <w:rsid w:val="003C4A8E"/>
-    <w:rPr>
-      <w:color w:val="0563C1" w:themeColor="hyperlink"/>
-      <w:u w:val="single"/>
-    </w:rPr>
-  </w:style>
-  <w:style w:type="character" w:customStyle="1" w:styleId="UnresolvedMention">
-    <w:name w:val="Unresolved Mention"/>
-    <w:basedOn w:val="DefaultParagraphFont"/>
-    <w:uiPriority w:val="99"/>
-    <w:semiHidden/>
-    <w:unhideWhenUsed/>
-    <w:rsid w:val="003C4A8E"/>
-    <w:rPr>
-      <w:color w:val="605E5C"/>
-      <w:shd w:val="clear" w:color="auto" w:fill="E1DFDD"/>
-    </w:rPr>
-  </w:style>
-  <w:style w:type="paragraph" w:customStyle="1" w:styleId="Default">
-    <w:name w:val="Default"/>
-    <w:rsid w:val="00B84A22"/>
-    <w:pPr>
-      <w:autoSpaceDE w:val="0"/>
-      <w:autoSpaceDN w:val="0"/>
-      <w:adjustRightInd w:val="0"/>
-      <w:spacing w:after="0" w:line="240" w:lineRule="auto"/>
-    </w:pPr>
-    <w:rPr>
-      <w:rFonts w:ascii="IBM Plex Sans" w:hAnsi="IBM Plex Sans" w:cs="IBM Plex Sans"/>
-      <w:color w:val="000000"/>
-      <w:sz w:val="24"/>
-      <w:szCs w:val="24"/>
-    </w:rPr>
-  </w:style>
-  <w:style w:type="paragraph" w:styleId="Subtitle">
-    <w:name w:val="Subtitle"/>
-    <w:basedOn w:val="Normal"/>
-    <w:next w:val="Normal"/>
-    <w:pPr>
-      <w:keepNext/>
-      <w:keepLines/>
-      <w:spacing w:before="360" w:after="80"/>
-    </w:pPr>
-    <w:rPr>
-      <w:rFonts w:ascii="Georgia" w:eastAsia="Georgia" w:hAnsi="Georgia" w:cs="Georgia"/>
-      <w:i/>
-      <w:color w:val="666666"/>
-      <w:sz w:val="48"/>
-      <w:szCs w:val="48"/>
-    </w:rPr>
-  </w:style>
-  <w:style w:type="table" w:customStyle="1" w:styleId="a">
-    <w:basedOn w:val="TableNormal"/>
-    <w:pPr>
-      <w:spacing w:after="0" w:line="240" w:lineRule="auto"/>
-    </w:pPr>
-    <w:tblPr>
-      <w:tblStyleRowBandSize w:val="1"/>
-      <w:tblStyleColBandSize w:val="1"/>
-      <w:tblInd w:w="0" w:type="dxa"/>
-      <w:tblCellMar>
-        <w:top w:w="0" w:type="dxa"/>
-        <w:left w:w="108" w:type="dxa"/>
-        <w:bottom w:w="0" w:type="dxa"/>
-        <w:right w:w="108" w:type="dxa"/>
-      </w:tblCellMar>
-    </w:tblPr>
-  </w:style>
-  <w:style w:type="paragraph" w:styleId="BalloonText">
-    <w:name w:val="Balloon Text"/>
-    <w:basedOn w:val="Normal"/>
-    <w:link w:val="BalloonTextChar"/>
-    <w:uiPriority w:val="99"/>
-    <w:semiHidden/>
-    <w:unhideWhenUsed/>
-    <w:rsid w:val="006D644C"/>
-    <w:pPr>
-      <w:spacing w:after="0" w:line="240" w:lineRule="auto"/>
-    </w:pPr>
-    <w:rPr>
-      <w:rFonts w:ascii="Tahoma" w:hAnsi="Tahoma" w:cs="Tahoma"/>
-      <w:sz w:val="16"/>
-      <w:szCs w:val="16"/>
-    </w:rPr>
-  </w:style>
-  <w:style w:type="character" w:customStyle="1" w:styleId="BalloonTextChar">
-    <w:name w:val="Balloon Text Char"/>
-    <w:basedOn w:val="DefaultParagraphFont"/>
-    <w:link w:val="BalloonText"/>
-    <w:uiPriority w:val="99"/>
-    <w:semiHidden/>
-    <w:rsid w:val="006D644C"/>
     <w:rPr>
       <w:rFonts w:ascii="Tahoma" w:hAnsi="Tahoma" w:cs="Tahoma"/>
       <w:sz w:val="16"/>
@@ -2112,23 +1900,6 @@
         <a:font script="Viet" typeface="Times New Roman"/>
         <a:font script="Uigh" typeface="Microsoft Uighur"/>
         <a:font script="Geor" typeface="Sylfaen"/>
-        <a:font script="Armn" typeface="Arial"/>
-        <a:font script="Bugi" typeface="Leelawadee UI"/>
-        <a:font script="Bopo" typeface="Microsoft JhengHei"/>
-        <a:font script="Java" typeface="Javanese Text"/>
-        <a:font script="Lisu" typeface="Segoe UI"/>
-        <a:font script="Mymr" typeface="Myanmar Text"/>
-        <a:font script="Nkoo" typeface="Ebrima"/>
-        <a:font script="Olck" typeface="Nirmala UI"/>
-        <a:font script="Osma" typeface="Ebrima"/>
-        <a:font script="Phag" typeface="Phagspa"/>
-        <a:font script="Syrn" typeface="Estrangelo Edessa"/>
-        <a:font script="Syrj" typeface="Estrangelo Edessa"/>
-        <a:font script="Syre" typeface="Estrangelo Edessa"/>
-        <a:font script="Sora" typeface="Nirmala UI"/>
-        <a:font script="Tale" typeface="Microsoft Tai Le"/>
-        <a:font script="Talu" typeface="Microsoft New Tai Lue"/>
-        <a:font script="Tfng" typeface="Ebrima"/>
       </a:majorFont>
       <a:minorFont>
         <a:latin typeface="Calibri"/>
@@ -2164,23 +1935,6 @@
         <a:font script="Viet" typeface="Arial"/>
         <a:font script="Uigh" typeface="Microsoft Uighur"/>
         <a:font script="Geor" typeface="Sylfaen"/>
-        <a:font script="Armn" typeface="Arial"/>
-        <a:font script="Bugi" typeface="Leelawadee UI"/>
-        <a:font script="Bopo" typeface="Microsoft JhengHei"/>
-        <a:font script="Java" typeface="Javanese Text"/>
-        <a:font script="Lisu" typeface="Segoe UI"/>
-        <a:font script="Mymr" typeface="Myanmar Text"/>
-        <a:font script="Nkoo" typeface="Ebrima"/>
-        <a:font script="Olck" typeface="Nirmala UI"/>
-        <a:font script="Osma" typeface="Ebrima"/>
-        <a:font script="Phag" typeface="Phagspa"/>
-        <a:font script="Syrn" typeface="Estrangelo Edessa"/>
-        <a:font script="Syrj" typeface="Estrangelo Edessa"/>
-        <a:font script="Syre" typeface="Estrangelo Edessa"/>
-        <a:font script="Sora" typeface="Nirmala UI"/>
-        <a:font script="Tale" typeface="Microsoft Tai Le"/>
-        <a:font script="Talu" typeface="Microsoft New Tai Lue"/>
-        <a:font script="Tfng" typeface="Ebrima"/>
       </a:minorFont>
     </a:fontScheme>
     <a:fmtScheme name="Office">
@@ -2322,12 +2076,6 @@
     </a:fmtScheme>
   </a:themeElements>
   <a:objectDefaults/>
-  <a:extraClrSchemeLst/>
-  <a:extLst>
-    <a:ext uri="{05A4C25C-085E-4340-85A3-A5531E510DB2}">
-      <thm15:themeFamily xmlns="" xmlns:thm15="http://schemas.microsoft.com/office/thememl/2012/main" name="Office Theme" id="{62F939B6-93AF-4DB8-9C6B-D6C7DFDC589F}" vid="{4A3C46E8-61CC-4603-A589-7422A47A8E4A}"/>
-    </a:ext>
-  </a:extLst>
 </a:theme>
 </file>
 
@@ -2339,9 +2087,6 @@
 
 <file path=customXml/itemProps1.xml><?xml version="1.0" encoding="utf-8"?>
 <ds:datastoreItem xmlns:ds="http://schemas.openxmlformats.org/officeDocument/2006/customXml" ds:itemID="{11111111-1234-1234-1234-123412341234}">
-  <ds:schemaRefs>
-    <ds:schemaRef ds:uri="http://customooxmlschemas.google.com/"/>
-    <ds:schemaRef ds:uri="http://schemas.openxmlformats.org/officeDocument/2006/relationships"/>
-  </ds:schemaRefs>
+  <ds:schemaRefs/>
 </ds:datastoreItem>
 </file>